--- a/GDD_Wielders_v1.1.docx
+++ b/GDD_Wielders_v1.1.docx
@@ -119,7 +119,13 @@
         <w:pStyle w:val="normal1"/>
       </w:pPr>
       <w:r>
-        <w:t>1.1: Overview completed</w:t>
+        <w:t>1.1: Overview</w:t>
+      </w:r>
+      <w:r>
+        <w:t xml:space="preserve"> and Gameplay</w:t>
+      </w:r>
+      <w:r>
+        <w:t xml:space="preserve"> completed</w:t>
       </w:r>
     </w:p>
     <w:p>
@@ -311,16 +317,8 @@
           <w:rPr>
             <w:color w:val="1155CC"/>
           </w:rPr>
-          <w:t xml:space="preserve">Look &amp; </w:t>
+          <w:t>Look &amp; Feel</w:t>
         </w:r>
-        <w:proofErr w:type="gramStart"/>
-        <w:r>
-          <w:rPr>
-            <w:color w:val="1155CC"/>
-          </w:rPr>
-          <w:t>Feel</w:t>
-        </w:r>
-        <w:proofErr w:type="gramEnd"/>
       </w:hyperlink>
     </w:p>
     <w:p>
@@ -379,19 +377,11 @@
         <w:ind w:firstLine="720"/>
       </w:pPr>
       <w:hyperlink w:anchor="sk9yxhw6tfga">
-        <w:proofErr w:type="gramStart"/>
         <w:r>
           <w:rPr>
             <w:color w:val="1155CC"/>
           </w:rPr>
-          <w:t>Mechanic</w:t>
-        </w:r>
-        <w:proofErr w:type="gramEnd"/>
-        <w:r>
-          <w:rPr>
-            <w:color w:val="1155CC"/>
-          </w:rPr>
-          <w:t xml:space="preserve"> Influences</w:t>
+          <w:t>Mechanic Influences</w:t>
         </w:r>
       </w:hyperlink>
     </w:p>
@@ -807,15 +797,7 @@
         <w:pStyle w:val="normal1"/>
       </w:pPr>
       <w:r>
-        <w:t xml:space="preserve">Wielders </w:t>
-      </w:r>
-      <w:proofErr w:type="gramStart"/>
-      <w:r>
-        <w:t>is</w:t>
-      </w:r>
-      <w:proofErr w:type="gramEnd"/>
-      <w:r>
-        <w:t xml:space="preserve"> a universe where thirty powers can be used by anyone in the world.</w:t>
+        <w:t>Wielders is a universe where thirty powers can be used by anyone in the world.</w:t>
       </w:r>
     </w:p>
     <w:p>
@@ -838,13 +820,8 @@
       <w:pPr>
         <w:pStyle w:val="normal1"/>
       </w:pPr>
-      <w:proofErr w:type="gramStart"/>
-      <w:r>
-        <w:t>Or,</w:t>
-      </w:r>
-      <w:proofErr w:type="gramEnd"/>
-      <w:r>
-        <w:t xml:space="preserve"> will you band together and defeat the Nobles in the Final Fissure?</w:t>
+      <w:r>
+        <w:t>Or, will you band together and defeat the Nobles in the Final Fissure?</w:t>
       </w:r>
     </w:p>
     <w:p>
@@ -876,33 +853,11 @@
         <w:pStyle w:val="normal1"/>
       </w:pPr>
       <w:r>
-        <w:rPr>
-          <w:highlight w:val="yellow"/>
-        </w:rPr>
-        <w:t xml:space="preserve">[Short one paragraph description of the game, including a </w:t>
-      </w:r>
-      <w:proofErr w:type="gramStart"/>
-      <w:r>
-        <w:rPr>
-          <w:highlight w:val="yellow"/>
-        </w:rPr>
-        <w:t>mock up</w:t>
-      </w:r>
-      <w:proofErr w:type="gramEnd"/>
-      <w:r>
-        <w:rPr>
-          <w:highlight w:val="yellow"/>
-        </w:rPr>
-        <w:t xml:space="preserve"> screenshot to show main perspective and gameplay elements.  For example, in Portal, you would state that the core gameplay revolves around first person physics puzzles using Portal guns that connect pairs of </w:t>
-      </w:r>
-      <w:proofErr w:type="gramStart"/>
-      <w:r>
-        <w:rPr>
-          <w:highlight w:val="yellow"/>
-        </w:rPr>
-        <w:t>portals.]</w:t>
-      </w:r>
-      <w:proofErr w:type="gramEnd"/>
+        <w:t xml:space="preserve">Players either pick or randomly pull a Power card which gives them </w:t>
+      </w:r>
+      <w:r>
+        <w:t>an F-rank Mastery Power card and corresponding Skill cards. Players must increase their Mastery Rank in Fissures and grow more powerful to fight others and, at the end, survive the Apocalypse: Bloodbath or End of the World. Bloodbath consists of a free-for-all last man standing brawl, where the final player alive becomes the next Game Master. End of the World requires teamwork to attempt to defeat an endless wave of Nobles, boss monsters who have reached their species’ pinnacle, and the last person to live during this onslaught becomes the new Game Master.</w:t>
+      </w:r>
     </w:p>
     <w:p>
       <w:pPr>
@@ -913,6 +868,175 @@
           <w:szCs w:val="26"/>
         </w:rPr>
       </w:pPr>
+      <w:r>
+        <w:rPr>
+          <w:noProof/>
+        </w:rPr>
+        <mc:AlternateContent>
+          <mc:Choice Requires="wpi">
+            <w:drawing>
+              <wp:anchor distT="0" distB="0" distL="114300" distR="114300" simplePos="0" relativeHeight="251708416" behindDoc="0" locked="0" layoutInCell="1" allowOverlap="1" wp14:anchorId="78974892" wp14:editId="2F2083CE">
+                <wp:simplePos x="0" y="0"/>
+                <wp:positionH relativeFrom="column">
+                  <wp:posOffset>4782820</wp:posOffset>
+                </wp:positionH>
+                <wp:positionV relativeFrom="paragraph">
+                  <wp:posOffset>2630805</wp:posOffset>
+                </wp:positionV>
+                <wp:extent cx="234065" cy="247650"/>
+                <wp:effectExtent l="38100" t="38100" r="13970" b="19050"/>
+                <wp:wrapNone/>
+                <wp:docPr id="937175477" name="Ink 92"/>
+                <wp:cNvGraphicFramePr>
+                  <a:graphicFrameLocks xmlns:a="http://schemas.openxmlformats.org/drawingml/2006/main"/>
+                </wp:cNvGraphicFramePr>
+                <a:graphic xmlns:a="http://schemas.openxmlformats.org/drawingml/2006/main">
+                  <a:graphicData uri="http://schemas.microsoft.com/office/word/2010/wordprocessingInk">
+                    <w14:contentPart bwMode="auto" r:id="rId5">
+                      <w14:nvContentPartPr>
+                        <w14:cNvContentPartPr>
+                          <a14:cpLocks xmlns:a14="http://schemas.microsoft.com/office/drawing/2010/main" noRot="1"/>
+                        </w14:cNvContentPartPr>
+                      </w14:nvContentPartPr>
+                      <w14:xfrm>
+                        <a:off x="0" y="0"/>
+                        <a:ext cx="234065" cy="247650"/>
+                      </w14:xfrm>
+                    </w14:contentPart>
+                  </a:graphicData>
+                </a:graphic>
+              </wp:anchor>
+            </w:drawing>
+          </mc:Choice>
+          <mc:Fallback>
+            <w:pict>
+              <v:shapetype w14:anchorId="5B182BAF" id="_x0000_t75" coordsize="21600,21600" o:spt="75" o:preferrelative="t" path="m@4@5l@4@11@9@11@9@5xe" filled="f" stroked="f">
+                <v:stroke joinstyle="miter"/>
+                <v:formulas>
+                  <v:f eqn="if lineDrawn pixelLineWidth 0"/>
+                  <v:f eqn="sum @0 1 0"/>
+                  <v:f eqn="sum 0 0 @1"/>
+                  <v:f eqn="prod @2 1 2"/>
+                  <v:f eqn="prod @3 21600 pixelWidth"/>
+                  <v:f eqn="prod @3 21600 pixelHeight"/>
+                  <v:f eqn="sum @0 0 1"/>
+                  <v:f eqn="prod @6 1 2"/>
+                  <v:f eqn="prod @7 21600 pixelWidth"/>
+                  <v:f eqn="sum @8 21600 0"/>
+                  <v:f eqn="prod @7 21600 pixelHeight"/>
+                  <v:f eqn="sum @10 21600 0"/>
+                </v:formulas>
+                <v:path o:extrusionok="f" gradientshapeok="t" o:connecttype="rect"/>
+                <o:lock v:ext="edit" aspectratio="t"/>
+              </v:shapetype>
+              <v:shape id="Ink 92" o:spid="_x0000_s1026" type="#_x0000_t75" style="position:absolute;margin-left:376.1pt;margin-top:206.65pt;width:19.45pt;height:20.45pt;z-index:251708416;visibility:visible;mso-wrap-style:square;mso-wrap-distance-left:9pt;mso-wrap-distance-top:0;mso-wrap-distance-right:9pt;mso-wrap-distance-bottom:0;mso-position-horizontal:absolute;mso-position-horizontal-relative:text;mso-position-vertical:absolute;mso-position-vertical-relative:text" o:gfxdata="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">
+                <v:imagedata r:id="rId6" o:title=""/>
+                <o:lock v:ext="edit" rotation="t" aspectratio="f"/>
+              </v:shape>
+            </w:pict>
+          </mc:Fallback>
+        </mc:AlternateContent>
+      </w:r>
+      <w:r>
+        <w:rPr>
+          <w:noProof/>
+        </w:rPr>
+        <mc:AlternateContent>
+          <mc:Choice Requires="wpi">
+            <w:drawing>
+              <wp:anchor distT="0" distB="0" distL="114300" distR="114300" simplePos="0" relativeHeight="251699200" behindDoc="0" locked="0" layoutInCell="1" allowOverlap="1" wp14:anchorId="3ECBB42D" wp14:editId="19D66950">
+                <wp:simplePos x="0" y="0"/>
+                <wp:positionH relativeFrom="column">
+                  <wp:posOffset>4750702</wp:posOffset>
+                </wp:positionH>
+                <wp:positionV relativeFrom="paragraph">
+                  <wp:posOffset>2631279</wp:posOffset>
+                </wp:positionV>
+                <wp:extent cx="75240" cy="116280"/>
+                <wp:effectExtent l="38100" t="38100" r="20320" b="17145"/>
+                <wp:wrapNone/>
+                <wp:docPr id="1200851791" name="Ink 82"/>
+                <wp:cNvGraphicFramePr>
+                  <a:graphicFrameLocks xmlns:a="http://schemas.openxmlformats.org/drawingml/2006/main"/>
+                </wp:cNvGraphicFramePr>
+                <a:graphic xmlns:a="http://schemas.openxmlformats.org/drawingml/2006/main">
+                  <a:graphicData uri="http://schemas.microsoft.com/office/word/2010/wordprocessingInk">
+                    <w14:contentPart bwMode="auto" r:id="rId7">
+                      <w14:nvContentPartPr>
+                        <w14:cNvContentPartPr>
+                          <a14:cpLocks xmlns:a14="http://schemas.microsoft.com/office/drawing/2010/main" noRot="1"/>
+                        </w14:cNvContentPartPr>
+                      </w14:nvContentPartPr>
+                      <w14:xfrm>
+                        <a:off x="0" y="0"/>
+                        <a:ext cx="75240" cy="116280"/>
+                      </w14:xfrm>
+                    </w14:contentPart>
+                  </a:graphicData>
+                </a:graphic>
+              </wp:anchor>
+            </w:drawing>
+          </mc:Choice>
+          <mc:Fallback>
+            <w:pict>
+              <v:shape w14:anchorId="28C2668B" id="Ink 82" o:spid="_x0000_s1026" type="#_x0000_t75" style="position:absolute;margin-left:373.55pt;margin-top:206.7pt;width:6.9pt;height:10.1pt;z-index:251699200;visibility:visible;mso-wrap-style:square;mso-wrap-distance-left:9pt;mso-wrap-distance-top:0;mso-wrap-distance-right:9pt;mso-wrap-distance-bottom:0;mso-position-horizontal:absolute;mso-position-horizontal-relative:text;mso-position-vertical:absolute;mso-position-vertical-relative:text" o:gfxdata="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">
+                <v:imagedata r:id="rId8" o:title=""/>
+                <o:lock v:ext="edit" rotation="t" aspectratio="f"/>
+              </v:shape>
+            </w:pict>
+          </mc:Fallback>
+        </mc:AlternateContent>
+      </w:r>
+      <w:r>
+        <w:rPr>
+          <w:noProof/>
+        </w:rPr>
+        <mc:AlternateContent>
+          <mc:Choice Requires="wpi">
+            <w:drawing>
+              <wp:anchor distT="0" distB="0" distL="114300" distR="114300" simplePos="0" relativeHeight="251698176" behindDoc="0" locked="0" layoutInCell="1" allowOverlap="1" wp14:anchorId="6479F697" wp14:editId="3B0F940E">
+                <wp:simplePos x="0" y="0"/>
+                <wp:positionH relativeFrom="column">
+                  <wp:posOffset>4652782</wp:posOffset>
+                </wp:positionH>
+                <wp:positionV relativeFrom="paragraph">
+                  <wp:posOffset>2552079</wp:posOffset>
+                </wp:positionV>
+                <wp:extent cx="459360" cy="399240"/>
+                <wp:effectExtent l="38100" t="38100" r="17145" b="20320"/>
+                <wp:wrapNone/>
+                <wp:docPr id="1454136312" name="Ink 50"/>
+                <wp:cNvGraphicFramePr>
+                  <a:graphicFrameLocks xmlns:a="http://schemas.openxmlformats.org/drawingml/2006/main"/>
+                </wp:cNvGraphicFramePr>
+                <a:graphic xmlns:a="http://schemas.openxmlformats.org/drawingml/2006/main">
+                  <a:graphicData uri="http://schemas.microsoft.com/office/word/2010/wordprocessingInk">
+                    <w14:contentPart bwMode="auto" r:id="rId9">
+                      <w14:nvContentPartPr>
+                        <w14:cNvContentPartPr>
+                          <a14:cpLocks xmlns:a14="http://schemas.microsoft.com/office/drawing/2010/main" noRot="1"/>
+                        </w14:cNvContentPartPr>
+                      </w14:nvContentPartPr>
+                      <w14:xfrm>
+                        <a:off x="0" y="0"/>
+                        <a:ext cx="459360" cy="399240"/>
+                      </w14:xfrm>
+                    </w14:contentPart>
+                  </a:graphicData>
+                </a:graphic>
+              </wp:anchor>
+            </w:drawing>
+          </mc:Choice>
+          <mc:Fallback>
+            <w:pict>
+              <v:shape w14:anchorId="0C7F003C" id="Ink 50" o:spid="_x0000_s1026" type="#_x0000_t75" style="position:absolute;margin-left:365.85pt;margin-top:200.45pt;width:37.15pt;height:32.45pt;z-index:251698176;visibility:visible;mso-wrap-style:square;mso-wrap-distance-left:9pt;mso-wrap-distance-top:0;mso-wrap-distance-right:9pt;mso-wrap-distance-bottom:0;mso-position-horizontal:absolute;mso-position-horizontal-relative:text;mso-position-vertical:absolute;mso-position-vertical-relative:text" o:gfxdata="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">
+                <v:imagedata r:id="rId10" o:title=""/>
+                <o:lock v:ext="edit" rotation="t" aspectratio="f"/>
+              </v:shape>
+            </w:pict>
+          </mc:Fallback>
+        </mc:AlternateContent>
+      </w:r>
       <w:r>
         <w:rPr>
           <w:noProof/>
@@ -937,7 +1061,7 @@
                 </wp:cNvGraphicFramePr>
                 <a:graphic xmlns:a="http://schemas.openxmlformats.org/drawingml/2006/main">
                   <a:graphicData uri="http://schemas.microsoft.com/office/word/2010/wordprocessingInk">
-                    <w14:contentPart bwMode="auto" r:id="rId5">
+                    <w14:contentPart bwMode="auto" r:id="rId11">
                       <w14:nvContentPartPr>
                         <w14:cNvContentPartPr>
                           <a14:cpLocks xmlns:a14="http://schemas.microsoft.com/office/drawing/2010/main" noRot="1"/>
@@ -955,27 +1079,8 @@
           </mc:Choice>
           <mc:Fallback>
             <w:pict>
-              <v:shapetype w14:anchorId="61F9494B" id="_x0000_t75" coordsize="21600,21600" o:spt="75" o:preferrelative="t" path="m@4@5l@4@11@9@11@9@5xe" filled="f" stroked="f">
-                <v:stroke joinstyle="miter"/>
-                <v:formulas>
-                  <v:f eqn="if lineDrawn pixelLineWidth 0"/>
-                  <v:f eqn="sum @0 1 0"/>
-                  <v:f eqn="sum 0 0 @1"/>
-                  <v:f eqn="prod @2 1 2"/>
-                  <v:f eqn="prod @3 21600 pixelWidth"/>
-                  <v:f eqn="prod @3 21600 pixelHeight"/>
-                  <v:f eqn="sum @0 0 1"/>
-                  <v:f eqn="prod @6 1 2"/>
-                  <v:f eqn="prod @7 21600 pixelWidth"/>
-                  <v:f eqn="sum @8 21600 0"/>
-                  <v:f eqn="prod @7 21600 pixelHeight"/>
-                  <v:f eqn="sum @10 21600 0"/>
-                </v:formulas>
-                <v:path o:extrusionok="f" gradientshapeok="t" o:connecttype="rect"/>
-                <o:lock v:ext="edit" aspectratio="t"/>
-              </v:shapetype>
-              <v:shape id="Ink 43" o:spid="_x0000_s1026" type="#_x0000_t75" style="position:absolute;margin-left:5.2pt;margin-top:93.45pt;width:12.45pt;height:46.9pt;z-index:251697152;visibility:visible;mso-wrap-style:square;mso-wrap-distance-left:9pt;mso-wrap-distance-top:0;mso-wrap-distance-right:9pt;mso-wrap-distance-bottom:0;mso-position-horizontal:absolute;mso-position-horizontal-relative:text;mso-position-vertical:absolute;mso-position-vertical-relative:text" o:gfxdata="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">
-                <v:imagedata r:id="rId6" o:title=""/>
+              <v:shape w14:anchorId="507363FC" id="Ink 43" o:spid="_x0000_s1026" type="#_x0000_t75" style="position:absolute;margin-left:5.2pt;margin-top:93.45pt;width:12.45pt;height:46.9pt;z-index:251697152;visibility:visible;mso-wrap-style:square;mso-wrap-distance-left:9pt;mso-wrap-distance-top:0;mso-wrap-distance-right:9pt;mso-wrap-distance-bottom:0;mso-position-horizontal:absolute;mso-position-horizontal-relative:text;mso-position-vertical:absolute;mso-position-vertical-relative:text" o:gfxdata="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">
+                <v:imagedata r:id="rId12" o:title=""/>
                 <o:lock v:ext="edit" rotation="t" aspectratio="f"/>
               </v:shape>
             </w:pict>
@@ -1006,7 +1111,7 @@
                 </wp:cNvGraphicFramePr>
                 <a:graphic xmlns:a="http://schemas.openxmlformats.org/drawingml/2006/main">
                   <a:graphicData uri="http://schemas.microsoft.com/office/word/2010/wordprocessingInk">
-                    <w14:contentPart bwMode="auto" r:id="rId7">
+                    <w14:contentPart bwMode="auto" r:id="rId13">
                       <w14:nvContentPartPr>
                         <w14:cNvContentPartPr>
                           <a14:cpLocks xmlns:a14="http://schemas.microsoft.com/office/drawing/2010/main" noRot="1"/>
@@ -1024,8 +1129,8 @@
           </mc:Choice>
           <mc:Fallback>
             <w:pict>
-              <v:shape w14:anchorId="624461F7" id="Ink 34" o:spid="_x0000_s1026" type="#_x0000_t75" style="position:absolute;margin-left:192.2pt;margin-top:4.65pt;width:16.45pt;height:13.1pt;z-index:251687936;visibility:visible;mso-wrap-style:square;mso-wrap-distance-left:9pt;mso-wrap-distance-top:0;mso-wrap-distance-right:9pt;mso-wrap-distance-bottom:0;mso-position-horizontal:absolute;mso-position-horizontal-relative:text;mso-position-vertical:absolute;mso-position-vertical-relative:text" o:gfxdata="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">
-                <v:imagedata r:id="rId8" o:title=""/>
+              <v:shape w14:anchorId="2F305C47" id="Ink 34" o:spid="_x0000_s1026" type="#_x0000_t75" style="position:absolute;margin-left:192.2pt;margin-top:4.65pt;width:16.45pt;height:13.1pt;z-index:251687936;visibility:visible;mso-wrap-style:square;mso-wrap-distance-left:9pt;mso-wrap-distance-top:0;mso-wrap-distance-right:9pt;mso-wrap-distance-bottom:0;mso-position-horizontal:absolute;mso-position-horizontal-relative:text;mso-position-vertical:absolute;mso-position-vertical-relative:text" o:gfxdata="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">
+                <v:imagedata r:id="rId14" o:title=""/>
                 <o:lock v:ext="edit" rotation="t" aspectratio="f"/>
               </v:shape>
             </w:pict>
@@ -1056,7 +1161,7 @@
                 </wp:cNvGraphicFramePr>
                 <a:graphic xmlns:a="http://schemas.openxmlformats.org/drawingml/2006/main">
                   <a:graphicData uri="http://schemas.microsoft.com/office/word/2010/wordprocessingInk">
-                    <w14:contentPart bwMode="auto" r:id="rId9">
+                    <w14:contentPart bwMode="auto" r:id="rId15">
                       <w14:nvContentPartPr>
                         <w14:cNvContentPartPr>
                           <a14:cpLocks xmlns:a14="http://schemas.microsoft.com/office/drawing/2010/main" noRot="1"/>
@@ -1074,8 +1179,8 @@
           </mc:Choice>
           <mc:Fallback>
             <w:pict>
-              <v:shape w14:anchorId="76D62734" id="Ink 30" o:spid="_x0000_s1026" type="#_x0000_t75" style="position:absolute;margin-left:421.6pt;margin-top:66.95pt;width:10.95pt;height:32.25pt;z-index:251683840;visibility:visible;mso-wrap-style:square;mso-wrap-distance-left:9pt;mso-wrap-distance-top:0;mso-wrap-distance-right:9pt;mso-wrap-distance-bottom:0;mso-position-horizontal:absolute;mso-position-horizontal-relative:text;mso-position-vertical:absolute;mso-position-vertical-relative:text" o:gfxdata="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">
-                <v:imagedata r:id="rId10" o:title=""/>
+              <v:shape w14:anchorId="38B6215A" id="Ink 30" o:spid="_x0000_s1026" type="#_x0000_t75" style="position:absolute;margin-left:421.6pt;margin-top:66.95pt;width:10.95pt;height:32.25pt;z-index:251683840;visibility:visible;mso-wrap-style:square;mso-wrap-distance-left:9pt;mso-wrap-distance-top:0;mso-wrap-distance-right:9pt;mso-wrap-distance-bottom:0;mso-position-horizontal:absolute;mso-position-horizontal-relative:text;mso-position-vertical:absolute;mso-position-vertical-relative:text" o:gfxdata="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">
+                <v:imagedata r:id="rId16" o:title=""/>
                 <o:lock v:ext="edit" rotation="t" aspectratio="f"/>
               </v:shape>
             </w:pict>
@@ -1106,7 +1211,7 @@
                 </wp:cNvGraphicFramePr>
                 <a:graphic xmlns:a="http://schemas.openxmlformats.org/drawingml/2006/main">
                   <a:graphicData uri="http://schemas.microsoft.com/office/word/2010/wordprocessingInk">
-                    <w14:contentPart bwMode="auto" r:id="rId11">
+                    <w14:contentPart bwMode="auto" r:id="rId17">
                       <w14:nvContentPartPr>
                         <w14:cNvContentPartPr>
                           <a14:cpLocks xmlns:a14="http://schemas.microsoft.com/office/drawing/2010/main" noRot="1"/>
@@ -1124,8 +1229,8 @@
           </mc:Choice>
           <mc:Fallback>
             <w:pict>
-              <v:shape w14:anchorId="1265B3A6" id="Ink 26" o:spid="_x0000_s1026" type="#_x0000_t75" style="position:absolute;margin-left:170.45pt;margin-top:73.95pt;width:63.95pt;height:54.9pt;z-index:251679744;visibility:visible;mso-wrap-style:square;mso-wrap-distance-left:9pt;mso-wrap-distance-top:0;mso-wrap-distance-right:9pt;mso-wrap-distance-bottom:0;mso-position-horizontal:absolute;mso-position-horizontal-relative:text;mso-position-vertical:absolute;mso-position-vertical-relative:text" o:gfxdata="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">
-                <v:imagedata r:id="rId12" o:title=""/>
+              <v:shape w14:anchorId="5F1B3362" id="Ink 26" o:spid="_x0000_s1026" type="#_x0000_t75" style="position:absolute;margin-left:170.45pt;margin-top:73.95pt;width:63.95pt;height:54.9pt;z-index:251679744;visibility:visible;mso-wrap-style:square;mso-wrap-distance-left:9pt;mso-wrap-distance-top:0;mso-wrap-distance-right:9pt;mso-wrap-distance-bottom:0;mso-position-horizontal:absolute;mso-position-horizontal-relative:text;mso-position-vertical:absolute;mso-position-vertical-relative:text" o:gfxdata="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">
+                <v:imagedata r:id="rId18" o:title=""/>
                 <o:lock v:ext="edit" rotation="t" aspectratio="f"/>
               </v:shape>
             </w:pict>
@@ -1156,7 +1261,7 @@
                 </wp:cNvGraphicFramePr>
                 <a:graphic xmlns:a="http://schemas.openxmlformats.org/drawingml/2006/main">
                   <a:graphicData uri="http://schemas.microsoft.com/office/word/2010/wordprocessingInk">
-                    <w14:contentPart bwMode="auto" r:id="rId13">
+                    <w14:contentPart bwMode="auto" r:id="rId19">
                       <w14:nvContentPartPr>
                         <w14:cNvContentPartPr>
                           <a14:cpLocks xmlns:a14="http://schemas.microsoft.com/office/drawing/2010/main" noRot="1"/>
@@ -1174,8 +1279,8 @@
           </mc:Choice>
           <mc:Fallback>
             <w:pict>
-              <v:shape w14:anchorId="602F5E05" id="Ink 9" o:spid="_x0000_s1026" type="#_x0000_t75" style="position:absolute;margin-left:2.15pt;margin-top:67.4pt;width:24.4pt;height:64pt;z-index:251662336;visibility:visible;mso-wrap-style:square;mso-wrap-distance-left:9pt;mso-wrap-distance-top:0;mso-wrap-distance-right:9pt;mso-wrap-distance-bottom:0;mso-position-horizontal:absolute;mso-position-horizontal-relative:text;mso-position-vertical:absolute;mso-position-vertical-relative:text" o:gfxdata="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">
-                <v:imagedata r:id="rId14" o:title=""/>
+              <v:shape w14:anchorId="25C1735E" id="Ink 9" o:spid="_x0000_s1026" type="#_x0000_t75" style="position:absolute;margin-left:2.15pt;margin-top:67.4pt;width:24.4pt;height:64pt;z-index:251662336;visibility:visible;mso-wrap-style:square;mso-wrap-distance-left:9pt;mso-wrap-distance-top:0;mso-wrap-distance-right:9pt;mso-wrap-distance-bottom:0;mso-position-horizontal:absolute;mso-position-horizontal-relative:text;mso-position-vertical:absolute;mso-position-vertical-relative:text" o:gfxdata="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">
+                <v:imagedata r:id="rId20" o:title=""/>
                 <o:lock v:ext="edit" rotation="t" aspectratio="f"/>
               </v:shape>
             </w:pict>
@@ -1206,7 +1311,7 @@
                 </wp:cNvGraphicFramePr>
                 <a:graphic xmlns:a="http://schemas.openxmlformats.org/drawingml/2006/main">
                   <a:graphicData uri="http://schemas.microsoft.com/office/word/2010/wordprocessingInk">
-                    <w14:contentPart bwMode="auto" r:id="rId15">
+                    <w14:contentPart bwMode="auto" r:id="rId21">
                       <w14:nvContentPartPr>
                         <w14:cNvContentPartPr>
                           <a14:cpLocks xmlns:a14="http://schemas.microsoft.com/office/drawing/2010/main" noRot="1"/>
@@ -1224,8 +1329,8 @@
           </mc:Choice>
           <mc:Fallback>
             <w:pict>
-              <v:shape w14:anchorId="6C7FBA7A" id="Ink 8" o:spid="_x0000_s1026" type="#_x0000_t75" style="position:absolute;margin-left:175.25pt;margin-top:2.9pt;width:69.15pt;height:17.45pt;z-index:251661312;visibility:visible;mso-wrap-style:square;mso-wrap-distance-left:9pt;mso-wrap-distance-top:0;mso-wrap-distance-right:9pt;mso-wrap-distance-bottom:0;mso-position-horizontal:absolute;mso-position-horizontal-relative:text;mso-position-vertical:absolute;mso-position-vertical-relative:text" o:gfxdata="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">
-                <v:imagedata r:id="rId16" o:title=""/>
+              <v:shape w14:anchorId="3F9BB58C" id="Ink 8" o:spid="_x0000_s1026" type="#_x0000_t75" style="position:absolute;margin-left:175.25pt;margin-top:2.9pt;width:69.15pt;height:17.45pt;z-index:251661312;visibility:visible;mso-wrap-style:square;mso-wrap-distance-left:9pt;mso-wrap-distance-top:0;mso-wrap-distance-right:9pt;mso-wrap-distance-bottom:0;mso-position-horizontal:absolute;mso-position-horizontal-relative:text;mso-position-vertical:absolute;mso-position-vertical-relative:text" o:gfxdata="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">
+                <v:imagedata r:id="rId22" o:title=""/>
                 <o:lock v:ext="edit" rotation="t" aspectratio="f"/>
               </v:shape>
             </w:pict>
@@ -1256,7 +1361,7 @@
                 </wp:cNvGraphicFramePr>
                 <a:graphic xmlns:a="http://schemas.openxmlformats.org/drawingml/2006/main">
                   <a:graphicData uri="http://schemas.microsoft.com/office/word/2010/wordprocessingInk">
-                    <w14:contentPart bwMode="auto" r:id="rId17">
+                    <w14:contentPart bwMode="auto" r:id="rId23">
                       <w14:nvContentPartPr>
                         <w14:cNvContentPartPr>
                           <a14:cpLocks xmlns:a14="http://schemas.microsoft.com/office/drawing/2010/main" noRot="1"/>
@@ -1274,8 +1379,8 @@
           </mc:Choice>
           <mc:Fallback>
             <w:pict>
-              <v:shape w14:anchorId="0DB09C72" id="Ink 7" o:spid="_x0000_s1026" type="#_x0000_t75" style="position:absolute;margin-left:416.55pt;margin-top:36.5pt;width:26.2pt;height:107.85pt;z-index:251660288;visibility:visible;mso-wrap-style:square;mso-wrap-distance-left:9pt;mso-wrap-distance-top:0;mso-wrap-distance-right:9pt;mso-wrap-distance-bottom:0;mso-position-horizontal:absolute;mso-position-horizontal-relative:text;mso-position-vertical:absolute;mso-position-vertical-relative:text" o:gfxdata="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">
-                <v:imagedata r:id="rId18" o:title=""/>
+              <v:shape w14:anchorId="72EE45F0" id="Ink 7" o:spid="_x0000_s1026" type="#_x0000_t75" style="position:absolute;margin-left:416.55pt;margin-top:36.5pt;width:26.2pt;height:107.85pt;z-index:251660288;visibility:visible;mso-wrap-style:square;mso-wrap-distance-left:9pt;mso-wrap-distance-top:0;mso-wrap-distance-right:9pt;mso-wrap-distance-bottom:0;mso-position-horizontal:absolute;mso-position-horizontal-relative:text;mso-position-vertical:absolute;mso-position-vertical-relative:text" o:gfxdata="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">
+                <v:imagedata r:id="rId24" o:title=""/>
                 <o:lock v:ext="edit" rotation="t" aspectratio="f"/>
               </v:shape>
             </w:pict>
@@ -1306,7 +1411,7 @@
                 </wp:cNvGraphicFramePr>
                 <a:graphic xmlns:a="http://schemas.openxmlformats.org/drawingml/2006/main">
                   <a:graphicData uri="http://schemas.microsoft.com/office/word/2010/wordprocessingInk">
-                    <w14:contentPart bwMode="auto" r:id="rId19">
+                    <w14:contentPart bwMode="auto" r:id="rId25">
                       <w14:nvContentPartPr>
                         <w14:cNvContentPartPr>
                           <a14:cpLocks xmlns:a14="http://schemas.microsoft.com/office/drawing/2010/main" noRot="1"/>
@@ -1324,8 +1429,8 @@
           </mc:Choice>
           <mc:Fallback>
             <w:pict>
-              <v:shape w14:anchorId="15574870" id="Ink 6" o:spid="_x0000_s1026" type="#_x0000_t75" style="position:absolute;margin-left:144.6pt;margin-top:59.9pt;width:125.05pt;height:85.85pt;z-index:251659264;visibility:visible;mso-wrap-style:square;mso-wrap-distance-left:9pt;mso-wrap-distance-top:0;mso-wrap-distance-right:9pt;mso-wrap-distance-bottom:0;mso-position-horizontal:absolute;mso-position-horizontal-relative:text;mso-position-vertical:absolute;mso-position-vertical-relative:text" o:gfxdata="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">
-                <v:imagedata r:id="rId20" o:title=""/>
+              <v:shape w14:anchorId="3691EFD2" id="Ink 6" o:spid="_x0000_s1026" type="#_x0000_t75" style="position:absolute;margin-left:144.6pt;margin-top:59.9pt;width:125.05pt;height:85.85pt;z-index:251659264;visibility:visible;mso-wrap-style:square;mso-wrap-distance-left:9pt;mso-wrap-distance-top:0;mso-wrap-distance-right:9pt;mso-wrap-distance-bottom:0;mso-position-horizontal:absolute;mso-position-horizontal-relative:text;mso-position-vertical:absolute;mso-position-vertical-relative:text" o:gfxdata="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">
+                <v:imagedata r:id="rId26" o:title=""/>
                 <o:lock v:ext="edit" rotation="t" aspectratio="f"/>
               </v:shape>
             </w:pict>
@@ -1352,7 +1457,7 @@
                     <pic:cNvPicPr/>
                   </pic:nvPicPr>
                   <pic:blipFill>
-                    <a:blip r:embed="rId21"/>
+                    <a:blip r:embed="rId27"/>
                     <a:stretch>
                       <a:fillRect/>
                     </a:stretch>
@@ -1380,7 +1485,7 @@
       <w:bookmarkStart w:id="15" w:name="_op7qeu5gnvfp"/>
       <w:bookmarkEnd w:id="15"/>
       <w:r>
-        <w:t>Optional Caption</w:t>
+        <w:t>In-build screenshot with extra annotations</w:t>
       </w:r>
     </w:p>
     <w:p>
@@ -1409,43 +1514,9 @@
     <w:p>
       <w:pPr>
         <w:pStyle w:val="normal1"/>
-        <w:rPr>
-          <w:highlight w:val="yellow"/>
-        </w:rPr>
-      </w:pPr>
-      <w:r>
-        <w:rPr>
-          <w:highlight w:val="yellow"/>
-        </w:rPr>
-        <w:t xml:space="preserve">[Briefly describe the setting and tone of the world.  Don’t go into detail here.  You can do that elsewhere.  For example, for Portal, you would state that the game is set in a clean futuristic science laboratory </w:t>
-      </w:r>
-      <w:proofErr w:type="gramStart"/>
-      <w:r>
-        <w:rPr>
-          <w:highlight w:val="yellow"/>
-        </w:rPr>
-        <w:t>setting, and</w:t>
-      </w:r>
-      <w:proofErr w:type="gramEnd"/>
-      <w:r>
-        <w:rPr>
-          <w:highlight w:val="yellow"/>
-        </w:rPr>
-        <w:t xml:space="preserve"> relies on black </w:t>
-      </w:r>
-      <w:proofErr w:type="spellStart"/>
-      <w:r>
-        <w:rPr>
-          <w:highlight w:val="yellow"/>
-        </w:rPr>
-        <w:t>humour</w:t>
-      </w:r>
-      <w:proofErr w:type="spellEnd"/>
-      <w:r>
-        <w:rPr>
-          <w:highlight w:val="yellow"/>
-        </w:rPr>
-        <w:t xml:space="preserve"> to give it an interesting tone.]</w:t>
+      </w:pPr>
+      <w:r>
+        <w:t>A dystopian, overgrown city surrounded on all sides by mountainous walls of stone, with the only way out blocked by an ever-growing portal of sorts. Cracks of lightning shoot out and create Fissures, increasing in severity over time. This is the Battlefield of the Wielders. Modern-day chaos.</w:t>
       </w:r>
     </w:p>
     <w:p>
@@ -1481,57 +1552,25 @@
     <w:p>
       <w:pPr>
         <w:pStyle w:val="normal1"/>
-        <w:rPr>
-          <w:highlight w:val="yellow"/>
-        </w:rPr>
-      </w:pPr>
-      <w:r>
-        <w:rPr>
-          <w:highlight w:val="yellow"/>
-        </w:rPr>
-        <w:t xml:space="preserve">[Who is the target audience? Describe why this game will be fun and engaging </w:t>
-      </w:r>
-      <w:proofErr w:type="gramStart"/>
-      <w:r>
-        <w:rPr>
-          <w:highlight w:val="yellow"/>
-        </w:rPr>
-        <w:t>to</w:t>
-      </w:r>
-      <w:proofErr w:type="gramEnd"/>
-      <w:r>
-        <w:rPr>
-          <w:highlight w:val="yellow"/>
-        </w:rPr>
-        <w:t xml:space="preserve"> this player.  What </w:t>
-      </w:r>
-      <w:proofErr w:type="gramStart"/>
-      <w:r>
-        <w:rPr>
-          <w:highlight w:val="yellow"/>
-        </w:rPr>
-        <w:t>are</w:t>
-      </w:r>
-      <w:proofErr w:type="gramEnd"/>
-      <w:r>
-        <w:rPr>
-          <w:highlight w:val="yellow"/>
-        </w:rPr>
-        <w:t xml:space="preserve"> its core selling points?  </w:t>
+      </w:pPr>
+      <w:r>
+        <w:t xml:space="preserve">Unique mechanics, </w:t>
       </w:r>
       <w:proofErr w:type="spellStart"/>
       <w:r>
-        <w:rPr>
-          <w:highlight w:val="yellow"/>
-        </w:rPr>
-        <w:t>Emphasise</w:t>
+        <w:t>gamemodes</w:t>
       </w:r>
       <w:proofErr w:type="spellEnd"/>
       <w:r>
-        <w:rPr>
-          <w:highlight w:val="yellow"/>
-        </w:rPr>
-        <w:t xml:space="preserve"> any unique hooks.]</w:t>
+        <w:t xml:space="preserve"> to tailor to long and short games including many implementable optional rules for custom </w:t>
+      </w:r>
+      <w:proofErr w:type="spellStart"/>
+      <w:r>
+        <w:t>gamemodes</w:t>
+      </w:r>
+      <w:proofErr w:type="spellEnd"/>
+      <w:r>
+        <w:t>.</w:t>
       </w:r>
     </w:p>
     <w:p>
@@ -1553,6 +1592,7 @@
       <w:bookmarkEnd w:id="23"/>
       <w:bookmarkEnd w:id="24"/>
       <w:r>
+        <w:lastRenderedPageBreak/>
         <w:t>Target Audience</w:t>
       </w:r>
     </w:p>
@@ -1567,10 +1607,7 @@
         </w:rPr>
       </w:pPr>
       <w:r>
-        <w:rPr>
-          <w:highlight w:val="yellow"/>
-        </w:rPr>
-        <w:t>[What are the psychological drivers and desires of your target audience. How do the mechanics and features of your game aim to address these expectations?]</w:t>
+        <w:t>13+, strategy, deckbuilding, TTRPG. Progression mechanic and collection, as well as the possibility of controlling the next Game, are hooks for players.</w:t>
       </w:r>
     </w:p>
     <w:p>
@@ -1595,7 +1632,6 @@
       <w:bookmarkEnd w:id="26"/>
       <w:bookmarkEnd w:id="27"/>
       <w:r>
-        <w:lastRenderedPageBreak/>
         <w:t>Gameplay</w:t>
       </w:r>
       <w:bookmarkStart w:id="28" w:name="makfi2v9lzay"/>
@@ -1617,112 +1653,47 @@
       </w:pPr>
       <w:bookmarkStart w:id="30" w:name="_1nr1ergizwk8"/>
       <w:bookmarkEnd w:id="30"/>
-      <w:proofErr w:type="gramStart"/>
-      <w:r>
-        <w:t>Mechanic</w:t>
-      </w:r>
-      <w:proofErr w:type="gramEnd"/>
-      <w:r>
-        <w:t xml:space="preserve"> Name</w:t>
-      </w:r>
-    </w:p>
-    <w:p>
-      <w:pPr>
-        <w:pStyle w:val="normal1"/>
-      </w:pPr>
-    </w:p>
-    <w:p>
-      <w:pPr>
-        <w:pStyle w:val="normal1"/>
-        <w:rPr>
-          <w:highlight w:val="yellow"/>
-        </w:rPr>
-      </w:pPr>
-      <w:r>
-        <w:rPr>
-          <w:highlight w:val="yellow"/>
-        </w:rPr>
-        <w:t>[Describe a mechanic as clearly and succinctly as possible.  Wherever possible, use simple diagrams, sketches, bullet points, tables, whatever is the best format to express the idea.]</w:t>
-      </w:r>
-    </w:p>
-    <w:p>
-      <w:pPr>
-        <w:pStyle w:val="Heading3"/>
-        <w:jc w:val="center"/>
-      </w:pPr>
-      <w:bookmarkStart w:id="31" w:name="_bki61uvxzv00"/>
+      <w:r>
+        <w:t>Mastery System</w:t>
+      </w:r>
+    </w:p>
+    <w:p>
+      <w:pPr>
+        <w:pStyle w:val="normal1"/>
+      </w:pPr>
+    </w:p>
+    <w:p>
+      <w:r>
+        <w:t>Your power evolves with you. Train to increase your Mastery, raising your stats and unlocking new skills.</w:t>
+      </w:r>
+      <w:r>
+        <w:t xml:space="preserve"> Fissures that spawn are the best way to increase your Mastery. Hitting certain levels increases your Mastery and grants you </w:t>
+      </w:r>
+      <w:proofErr w:type="spellStart"/>
+      <w:r>
+        <w:t>new</w:t>
+      </w:r>
+      <w:proofErr w:type="spellEnd"/>
+      <w:r>
+        <w:t xml:space="preserve"> skills and Expertise.</w:t>
+      </w:r>
+    </w:p>
+    <w:p>
+      <w:pPr>
+        <w:pStyle w:val="normal1"/>
+      </w:pPr>
+      <w:bookmarkStart w:id="31" w:name="_y37i77qjkreo"/>
       <w:bookmarkEnd w:id="31"/>
-      <w:r>
-        <w:rPr>
-          <w:noProof/>
-        </w:rPr>
-        <w:drawing>
-          <wp:inline distT="0" distB="0" distL="0" distR="0" wp14:anchorId="3F06B4DC" wp14:editId="7F5520ED">
-            <wp:extent cx="5731510" cy="3822700"/>
-            <wp:effectExtent l="0" t="0" r="0" b="0"/>
-            <wp:docPr id="2" name="image15.png"/>
-            <wp:cNvGraphicFramePr>
-              <a:graphicFrameLocks xmlns:a="http://schemas.openxmlformats.org/drawingml/2006/main" noChangeAspect="1"/>
-            </wp:cNvGraphicFramePr>
-            <a:graphic xmlns:a="http://schemas.openxmlformats.org/drawingml/2006/main">
-              <a:graphicData uri="http://schemas.openxmlformats.org/drawingml/2006/picture">
-                <pic:pic xmlns:pic="http://schemas.openxmlformats.org/drawingml/2006/picture">
-                  <pic:nvPicPr>
-                    <pic:cNvPr id="2" name="image15.png"/>
-                    <pic:cNvPicPr>
-                      <a:picLocks noChangeAspect="1" noChangeArrowheads="1"/>
-                    </pic:cNvPicPr>
-                  </pic:nvPicPr>
-                  <pic:blipFill>
-                    <a:blip r:embed="rId22"/>
-                    <a:stretch>
-                      <a:fillRect/>
-                    </a:stretch>
-                  </pic:blipFill>
-                  <pic:spPr bwMode="auto">
-                    <a:xfrm>
-                      <a:off x="0" y="0"/>
-                      <a:ext cx="5731510" cy="3822700"/>
-                    </a:xfrm>
-                    <a:prstGeom prst="rect">
-                      <a:avLst/>
-                    </a:prstGeom>
-                    <a:noFill/>
-                  </pic:spPr>
-                </pic:pic>
-              </a:graphicData>
-            </a:graphic>
-          </wp:inline>
-        </w:drawing>
-      </w:r>
-    </w:p>
-    <w:p>
-      <w:pPr>
-        <w:pStyle w:val="Heading5"/>
-      </w:pPr>
-      <w:bookmarkStart w:id="32" w:name="_y37i77qjkreo"/>
-      <w:bookmarkEnd w:id="32"/>
-      <w:r>
-        <w:t>Optional Caption</w:t>
-      </w:r>
-    </w:p>
-    <w:p>
-      <w:pPr>
-        <w:pStyle w:val="normal1"/>
-      </w:pPr>
-    </w:p>
-    <w:p>
-      <w:pPr>
-        <w:pStyle w:val="normal1"/>
-        <w:rPr>
-          <w:highlight w:val="yellow"/>
-        </w:rPr>
-      </w:pPr>
-      <w:r>
-        <w:rPr>
-          <w:highlight w:val="yellow"/>
-        </w:rPr>
-        <w:t>[How does this impact other elements of the game? What benefit and/or tradeoff does this provide for the player? How does this inform the core aesthetic?]</w:t>
+    </w:p>
+    <w:p>
+      <w:pPr>
+        <w:pStyle w:val="normal1"/>
+      </w:pPr>
+      <w:r>
+        <w:t>You must increase your Mastery if you wish to survive as a Wielder, as the power gap increases exponentially with higher Ranks. The difference between an F-rank Wielder and a Noble Wielder is unfathomable, with a single skill possibly eviscerating the F-rank immediately.</w:t>
+      </w:r>
+      <w:r>
+        <w:t xml:space="preserve"> The difficulty of Fissures also rises over time, and so if you do not rank up, you’ll hit a wall and inevitably lose.</w:t>
       </w:r>
     </w:p>
     <w:p>
@@ -1738,109 +1709,60 @@
         <w:pStyle w:val="Heading3"/>
         <w:spacing w:before="0"/>
       </w:pPr>
-      <w:bookmarkStart w:id="33" w:name="_s7ih2qvgms43"/>
+      <w:bookmarkStart w:id="32" w:name="_s7ih2qvgms43"/>
+      <w:bookmarkEnd w:id="32"/>
+      <w:r>
+        <w:lastRenderedPageBreak/>
+        <w:t>Alter Ego</w:t>
+      </w:r>
+    </w:p>
+    <w:p>
+      <w:pPr>
+        <w:pStyle w:val="normal1"/>
+      </w:pPr>
+    </w:p>
+    <w:p>
+      <w:pPr>
+        <w:pStyle w:val="normal1"/>
+      </w:pPr>
+      <w:r>
+        <w:t xml:space="preserve">Your Alter Ego is </w:t>
+      </w:r>
+      <w:r>
+        <w:rPr>
+          <w:i/>
+          <w:iCs/>
+        </w:rPr>
+        <w:t>you</w:t>
+      </w:r>
+      <w:r>
+        <w:t>. Activate your Alter Ego to gain a completely new power with a new skillset that, at the discretion of the GM, either does not share experience or shares experience with your normal power.</w:t>
+      </w:r>
+    </w:p>
+    <w:p>
+      <w:pPr>
+        <w:pStyle w:val="normal1"/>
+      </w:pPr>
+      <w:bookmarkStart w:id="33" w:name="_3ul475sv8tpy"/>
+      <w:bookmarkStart w:id="34" w:name="_pae4ofuguryk"/>
       <w:bookmarkEnd w:id="33"/>
-      <w:proofErr w:type="gramStart"/>
-      <w:r>
-        <w:lastRenderedPageBreak/>
-        <w:t>Mechanic</w:t>
-      </w:r>
-      <w:proofErr w:type="gramEnd"/>
-      <w:r>
-        <w:t xml:space="preserve"> Name</w:t>
-      </w:r>
-    </w:p>
-    <w:p>
-      <w:pPr>
-        <w:pStyle w:val="normal1"/>
-      </w:pPr>
-    </w:p>
-    <w:p>
-      <w:pPr>
-        <w:pStyle w:val="normal1"/>
-      </w:pPr>
-      <w:r>
-        <w:rPr>
-          <w:highlight w:val="yellow"/>
-        </w:rPr>
-        <w:t>[Describe a mechanic as clearly and succinctly as possible.  Wherever possible, use simple diagrams, sketches, bullet points, tables, whatever is the best format to express the idea.]</w:t>
-      </w:r>
-    </w:p>
-    <w:p>
-      <w:pPr>
-        <w:pStyle w:val="Heading3"/>
-        <w:jc w:val="center"/>
-      </w:pPr>
-      <w:bookmarkStart w:id="34" w:name="_3ul475sv8tpy"/>
       <w:bookmarkEnd w:id="34"/>
-      <w:r>
-        <w:rPr>
-          <w:noProof/>
-        </w:rPr>
-        <w:drawing>
-          <wp:inline distT="0" distB="0" distL="0" distR="0" wp14:anchorId="7FDD2F76" wp14:editId="6372BC60">
-            <wp:extent cx="3371850" cy="2257425"/>
-            <wp:effectExtent l="0" t="0" r="0" b="0"/>
-            <wp:docPr id="3" name="image5.gif"/>
-            <wp:cNvGraphicFramePr>
-              <a:graphicFrameLocks xmlns:a="http://schemas.openxmlformats.org/drawingml/2006/main" noChangeAspect="1"/>
-            </wp:cNvGraphicFramePr>
-            <a:graphic xmlns:a="http://schemas.openxmlformats.org/drawingml/2006/main">
-              <a:graphicData uri="http://schemas.openxmlformats.org/drawingml/2006/picture">
-                <pic:pic xmlns:pic="http://schemas.openxmlformats.org/drawingml/2006/picture">
-                  <pic:nvPicPr>
-                    <pic:cNvPr id="3" name="image5.gif"/>
-                    <pic:cNvPicPr>
-                      <a:picLocks noChangeAspect="1" noChangeArrowheads="1"/>
-                    </pic:cNvPicPr>
-                  </pic:nvPicPr>
-                  <pic:blipFill>
-                    <a:blip r:embed="rId23"/>
-                    <a:stretch>
-                      <a:fillRect/>
-                    </a:stretch>
-                  </pic:blipFill>
-                  <pic:spPr bwMode="auto">
-                    <a:xfrm>
-                      <a:off x="0" y="0"/>
-                      <a:ext cx="3371850" cy="2257425"/>
-                    </a:xfrm>
-                    <a:prstGeom prst="rect">
-                      <a:avLst/>
-                    </a:prstGeom>
-                    <a:noFill/>
-                  </pic:spPr>
-                </pic:pic>
-              </a:graphicData>
-            </a:graphic>
-          </wp:inline>
-        </w:drawing>
-      </w:r>
-    </w:p>
-    <w:p>
-      <w:pPr>
-        <w:pStyle w:val="Heading5"/>
-      </w:pPr>
-      <w:bookmarkStart w:id="35" w:name="_pae4ofuguryk"/>
-      <w:bookmarkEnd w:id="35"/>
-      <w:r>
-        <w:t>Optional Caption</w:t>
-      </w:r>
-    </w:p>
-    <w:p>
-      <w:pPr>
-        <w:pStyle w:val="normal1"/>
-      </w:pPr>
-    </w:p>
-    <w:p>
-      <w:pPr>
-        <w:pStyle w:val="normal1"/>
-      </w:pPr>
-      <w:r>
-        <w:rPr>
-          <w:highlight w:val="yellow"/>
-        </w:rPr>
-        <w:t>[How does this impact other elements of the game? What benefit and/or tradeoff does this provide for the player? How does this inform the core aesthetic?]</w:t>
+    </w:p>
+    <w:p>
+      <w:pPr>
+        <w:pStyle w:val="normal1"/>
+      </w:pPr>
+      <w:r>
+        <w:t xml:space="preserve">The Alter Ego mechanic is an optional mechanic </w:t>
+      </w:r>
+      <w:r>
+        <w:t>with its own rules</w:t>
+      </w:r>
+      <w:r>
+        <w:t xml:space="preserve"> that allows adaptability and </w:t>
+      </w:r>
+      <w:r>
+        <w:t>strategy with Power usage, adding a completely new dynamic and difficulty curve to the game. Recommended for experienced parties, the Alter Ego mechanic can effectively double the lethality of any player, provided they know how to use it well.</w:t>
       </w:r>
     </w:p>
     <w:p>
@@ -1856,124 +1778,52 @@
         <w:pStyle w:val="Heading3"/>
         <w:spacing w:before="0"/>
       </w:pPr>
-      <w:bookmarkStart w:id="36" w:name="_wd1fm4r4xt33"/>
+      <w:bookmarkStart w:id="35" w:name="_wd1fm4r4xt33"/>
+      <w:bookmarkEnd w:id="35"/>
+      <w:r>
+        <w:lastRenderedPageBreak/>
+        <w:t>The Seven Phases</w:t>
+      </w:r>
+    </w:p>
+    <w:p>
+      <w:pPr>
+        <w:pStyle w:val="normal1"/>
+      </w:pPr>
+    </w:p>
+    <w:p>
+      <w:pPr>
+        <w:pStyle w:val="normal1"/>
+      </w:pPr>
+      <w:r>
+        <w:t>The Seven Phases are the phases of the game. Technically, there are only six phases that affect the game in present time, but the seventh phase is a lore-implemented reset.</w:t>
+      </w:r>
+    </w:p>
+    <w:p>
+      <w:pPr>
+        <w:pStyle w:val="normal1"/>
+      </w:pPr>
+    </w:p>
+    <w:p>
+      <w:pPr>
+        <w:pStyle w:val="normal1"/>
+      </w:pPr>
+      <w:bookmarkStart w:id="36" w:name="_1sfod5c0vzwr"/>
       <w:bookmarkEnd w:id="36"/>
-      <w:proofErr w:type="gramStart"/>
-      <w:r>
-        <w:lastRenderedPageBreak/>
-        <w:t>Mechanic</w:t>
-      </w:r>
-      <w:proofErr w:type="gramEnd"/>
-      <w:r>
-        <w:t xml:space="preserve"> Name</w:t>
-      </w:r>
-    </w:p>
-    <w:p>
-      <w:pPr>
-        <w:pStyle w:val="normal1"/>
-      </w:pPr>
-    </w:p>
-    <w:p>
-      <w:pPr>
-        <w:pStyle w:val="normal1"/>
-      </w:pPr>
-      <w:r>
-        <w:rPr>
-          <w:highlight w:val="yellow"/>
-        </w:rPr>
-        <w:t>[Describe a mechanic as clearly and succinctly as possible.  Wherever possible, use simple diagrams, sketches, bullet points, tables, whatever is the best format to express the idea.]</w:t>
-      </w:r>
-    </w:p>
-    <w:p>
-      <w:pPr>
-        <w:pStyle w:val="normal1"/>
-      </w:pPr>
-    </w:p>
-    <w:p>
-      <w:pPr>
-        <w:pStyle w:val="Heading3"/>
-        <w:jc w:val="center"/>
-      </w:pPr>
-      <w:bookmarkStart w:id="37" w:name="_1sfod5c0vzwr"/>
-      <w:bookmarkEnd w:id="37"/>
-      <w:r>
-        <w:rPr>
-          <w:noProof/>
-        </w:rPr>
-        <w:drawing>
-          <wp:inline distT="0" distB="0" distL="0" distR="0" wp14:anchorId="43B1881D" wp14:editId="0CBFA731">
-            <wp:extent cx="3883025" cy="2548255"/>
-            <wp:effectExtent l="0" t="0" r="0" b="0"/>
-            <wp:docPr id="4" name="image1.jpg" descr="Image result for mechanics diagram"/>
-            <wp:cNvGraphicFramePr>
-              <a:graphicFrameLocks xmlns:a="http://schemas.openxmlformats.org/drawingml/2006/main" noChangeAspect="1"/>
-            </wp:cNvGraphicFramePr>
-            <a:graphic xmlns:a="http://schemas.openxmlformats.org/drawingml/2006/main">
-              <a:graphicData uri="http://schemas.openxmlformats.org/drawingml/2006/picture">
-                <pic:pic xmlns:pic="http://schemas.openxmlformats.org/drawingml/2006/picture">
-                  <pic:nvPicPr>
-                    <pic:cNvPr id="4" name="image1.jpg" descr="Image result for mechanics diagram"/>
-                    <pic:cNvPicPr>
-                      <a:picLocks noChangeAspect="1" noChangeArrowheads="1"/>
-                    </pic:cNvPicPr>
-                  </pic:nvPicPr>
-                  <pic:blipFill>
-                    <a:blip r:embed="rId24"/>
-                    <a:stretch>
-                      <a:fillRect/>
-                    </a:stretch>
-                  </pic:blipFill>
-                  <pic:spPr bwMode="auto">
-                    <a:xfrm>
-                      <a:off x="0" y="0"/>
-                      <a:ext cx="3883025" cy="2548255"/>
-                    </a:xfrm>
-                    <a:prstGeom prst="rect">
-                      <a:avLst/>
-                    </a:prstGeom>
-                    <a:noFill/>
-                  </pic:spPr>
-                </pic:pic>
-              </a:graphicData>
-            </a:graphic>
-          </wp:inline>
-        </w:drawing>
-      </w:r>
-    </w:p>
-    <w:p>
-      <w:pPr>
-        <w:pStyle w:val="Heading5"/>
-      </w:pPr>
-      <w:bookmarkStart w:id="38" w:name="_vyw2sgc3rasr"/>
-      <w:bookmarkEnd w:id="38"/>
-      <w:r>
-        <w:t>Optional Caption</w:t>
-      </w:r>
-    </w:p>
-    <w:p>
-      <w:pPr>
-        <w:pStyle w:val="normal1"/>
-      </w:pPr>
-    </w:p>
-    <w:p>
-      <w:pPr>
-        <w:pStyle w:val="normal1"/>
-      </w:pPr>
-      <w:r>
-        <w:rPr>
-          <w:highlight w:val="yellow"/>
-        </w:rPr>
-        <w:t>[How does this impact other elements of the game? What benefit and/or tradeoff does this provide for the player? How does this inform the core aesthetic?]</w:t>
-      </w:r>
-    </w:p>
-    <w:p>
-      <w:pPr>
-        <w:pStyle w:val="normal1"/>
-      </w:pPr>
-      <w:bookmarkStart w:id="39" w:name="kksey6n7mhmm"/>
-      <w:bookmarkEnd w:id="39"/>
-      <w:r>
-        <w:br w:type="page"/>
+    </w:p>
+    <w:p>
+      <w:pPr>
+        <w:pStyle w:val="normal1"/>
+      </w:pPr>
+      <w:r>
+        <w:t xml:space="preserve">It gives structure to the game so players can understand and expect what will happen, although if this game is fleshed out further in the future, a </w:t>
+      </w:r>
+      <w:proofErr w:type="spellStart"/>
+      <w:r>
+        <w:t>gamemode</w:t>
+      </w:r>
+      <w:proofErr w:type="spellEnd"/>
+      <w:r>
+        <w:t xml:space="preserve"> could be added that removes the Phases to better mimic the unpredictability of an apocalyptic scenario.</w:t>
       </w:r>
     </w:p>
     <w:p>
@@ -1981,307 +1831,229 @@
         <w:pStyle w:val="Heading2"/>
         <w:spacing w:before="0"/>
       </w:pPr>
-      <w:bookmarkStart w:id="40" w:name="_olqgzyp8dxyg"/>
-      <w:bookmarkStart w:id="41" w:name="kksey6n7mhmm_Copy_1"/>
+      <w:bookmarkStart w:id="37" w:name="_olqgzyp8dxyg"/>
+      <w:bookmarkStart w:id="38" w:name="kksey6n7mhmm_Copy_1"/>
+      <w:bookmarkEnd w:id="37"/>
+      <w:bookmarkEnd w:id="38"/>
+      <w:r>
+        <w:t>Controls</w:t>
+      </w:r>
+    </w:p>
+    <w:p>
+      <w:pPr>
+        <w:pStyle w:val="normal1"/>
+      </w:pPr>
+      <w:r>
+        <w:t>Point-and-click.</w:t>
+      </w:r>
+    </w:p>
+    <w:p>
+      <w:pPr>
+        <w:pStyle w:val="normal1"/>
+      </w:pPr>
+    </w:p>
+    <w:p>
+      <w:pPr>
+        <w:pStyle w:val="normal1"/>
+      </w:pPr>
+    </w:p>
+    <w:p>
+      <w:pPr>
+        <w:pStyle w:val="normal1"/>
+        <w:rPr>
+          <w:sz w:val="26"/>
+          <w:szCs w:val="26"/>
+        </w:rPr>
+      </w:pPr>
+    </w:p>
+    <w:p>
+      <w:pPr>
+        <w:pStyle w:val="normal1"/>
+        <w:rPr>
+          <w:sz w:val="26"/>
+          <w:szCs w:val="26"/>
+        </w:rPr>
+      </w:pPr>
+    </w:p>
+    <w:p>
+      <w:pPr>
+        <w:pStyle w:val="normal1"/>
+        <w:rPr>
+          <w:sz w:val="26"/>
+          <w:szCs w:val="26"/>
+        </w:rPr>
+      </w:pPr>
+      <w:bookmarkStart w:id="39" w:name="bxgxb6pvsfmm"/>
+      <w:bookmarkEnd w:id="39"/>
+      <w:r>
+        <w:br w:type="page"/>
+      </w:r>
+    </w:p>
+    <w:p>
+      <w:pPr>
+        <w:pStyle w:val="Heading2"/>
+        <w:spacing w:before="0"/>
+      </w:pPr>
+      <w:bookmarkStart w:id="40" w:name="_a4omhgmbtk"/>
+      <w:bookmarkStart w:id="41" w:name="bxgxb6pvsfmm_Copy_1"/>
       <w:bookmarkEnd w:id="40"/>
       <w:bookmarkEnd w:id="41"/>
       <w:r>
         <w:lastRenderedPageBreak/>
-        <w:t>Controls</w:t>
-      </w:r>
-    </w:p>
-    <w:p>
-      <w:pPr>
-        <w:pStyle w:val="normal1"/>
-        <w:rPr>
-          <w:highlight w:val="yellow"/>
-        </w:rPr>
-      </w:pPr>
-      <w:r>
-        <w:rPr>
-          <w:highlight w:val="yellow"/>
-        </w:rPr>
-        <w:t>[Describe and illustrate the controls here as simply as possible.]</w:t>
-      </w:r>
-    </w:p>
-    <w:p>
-      <w:pPr>
-        <w:pStyle w:val="normal1"/>
-      </w:pPr>
-    </w:p>
-    <w:p>
-      <w:pPr>
-        <w:pStyle w:val="normal1"/>
-      </w:pPr>
-      <w:r>
-        <w:rPr>
-          <w:noProof/>
-        </w:rPr>
-        <w:drawing>
-          <wp:inline distT="0" distB="0" distL="0" distR="0" wp14:anchorId="2F7DB06F" wp14:editId="03E65D8E">
-            <wp:extent cx="5731510" cy="4343400"/>
-            <wp:effectExtent l="0" t="0" r="0" b="0"/>
-            <wp:docPr id="5" name="image4.png"/>
-            <wp:cNvGraphicFramePr>
-              <a:graphicFrameLocks xmlns:a="http://schemas.openxmlformats.org/drawingml/2006/main" noChangeAspect="1"/>
-            </wp:cNvGraphicFramePr>
-            <a:graphic xmlns:a="http://schemas.openxmlformats.org/drawingml/2006/main">
-              <a:graphicData uri="http://schemas.openxmlformats.org/drawingml/2006/picture">
-                <pic:pic xmlns:pic="http://schemas.openxmlformats.org/drawingml/2006/picture">
-                  <pic:nvPicPr>
-                    <pic:cNvPr id="5" name="image4.png"/>
-                    <pic:cNvPicPr>
-                      <a:picLocks noChangeAspect="1" noChangeArrowheads="1"/>
-                    </pic:cNvPicPr>
-                  </pic:nvPicPr>
-                  <pic:blipFill>
-                    <a:blip r:embed="rId25"/>
-                    <a:stretch>
-                      <a:fillRect/>
-                    </a:stretch>
-                  </pic:blipFill>
-                  <pic:spPr bwMode="auto">
-                    <a:xfrm>
-                      <a:off x="0" y="0"/>
-                      <a:ext cx="5731510" cy="4343400"/>
-                    </a:xfrm>
-                    <a:prstGeom prst="rect">
-                      <a:avLst/>
-                    </a:prstGeom>
-                    <a:noFill/>
-                  </pic:spPr>
-                </pic:pic>
-              </a:graphicData>
-            </a:graphic>
-          </wp:inline>
-        </w:drawing>
-      </w:r>
-    </w:p>
-    <w:p>
-      <w:pPr>
-        <w:pStyle w:val="normal1"/>
-        <w:rPr>
-          <w:sz w:val="26"/>
-          <w:szCs w:val="26"/>
-        </w:rPr>
-      </w:pPr>
-    </w:p>
-    <w:p>
-      <w:pPr>
-        <w:pStyle w:val="normal1"/>
-        <w:rPr>
-          <w:sz w:val="26"/>
-          <w:szCs w:val="26"/>
-        </w:rPr>
-      </w:pPr>
-    </w:p>
-    <w:p>
-      <w:pPr>
-        <w:pStyle w:val="normal1"/>
-        <w:rPr>
-          <w:sz w:val="26"/>
-          <w:szCs w:val="26"/>
-        </w:rPr>
-      </w:pPr>
-      <w:bookmarkStart w:id="42" w:name="bxgxb6pvsfmm"/>
+        <w:t>Game Loops</w:t>
+      </w:r>
+    </w:p>
+    <w:p>
+      <w:pPr>
+        <w:pStyle w:val="Heading3"/>
+      </w:pPr>
+      <w:bookmarkStart w:id="42" w:name="_ompgrq58bmus"/>
       <w:bookmarkEnd w:id="42"/>
       <w:r>
-        <w:br w:type="page"/>
-      </w:r>
-    </w:p>
-    <w:p>
-      <w:pPr>
-        <w:pStyle w:val="Heading2"/>
-        <w:spacing w:before="0"/>
-      </w:pPr>
-      <w:bookmarkStart w:id="43" w:name="_a4omhgmbtk"/>
-      <w:bookmarkStart w:id="44" w:name="bxgxb6pvsfmm_Copy_1"/>
+        <w:t>Moment to Moment Loops</w:t>
+      </w:r>
+    </w:p>
+    <w:p>
+      <w:pPr>
+        <w:pStyle w:val="normal1"/>
+      </w:pPr>
+    </w:p>
+    <w:p>
+      <w:pPr>
+        <w:pStyle w:val="normal1"/>
+        <w:rPr>
+          <w:highlight w:val="yellow"/>
+        </w:rPr>
+      </w:pPr>
+      <w:r>
+        <w:rPr>
+          <w:highlight w:val="yellow"/>
+        </w:rPr>
+        <w:t xml:space="preserve">[Describe the moment to moment gameplay loops.  </w:t>
+      </w:r>
+    </w:p>
+    <w:p>
+      <w:pPr>
+        <w:pStyle w:val="normal1"/>
+      </w:pPr>
+      <w:r>
+        <w:rPr>
+          <w:highlight w:val="yellow"/>
+        </w:rPr>
+        <w:t>Describe the intention, duration, and reward for these loops.]</w:t>
+      </w:r>
+    </w:p>
+    <w:p>
+      <w:pPr>
+        <w:pStyle w:val="normal1"/>
+      </w:pPr>
+    </w:p>
+    <w:p>
+      <w:pPr>
+        <w:pStyle w:val="normal1"/>
+      </w:pPr>
+    </w:p>
+    <w:p>
+      <w:pPr>
+        <w:pStyle w:val="Heading3"/>
+      </w:pPr>
+      <w:bookmarkStart w:id="43" w:name="_u53jhhkbf25i"/>
       <w:bookmarkEnd w:id="43"/>
+      <w:r>
+        <w:t>Level / Mission / Challenge Loops</w:t>
+      </w:r>
+    </w:p>
+    <w:p>
+      <w:pPr>
+        <w:pStyle w:val="normal1"/>
+      </w:pPr>
+    </w:p>
+    <w:p>
+      <w:pPr>
+        <w:pStyle w:val="normal1"/>
+        <w:rPr>
+          <w:highlight w:val="yellow"/>
+        </w:rPr>
+      </w:pPr>
+      <w:r>
+        <w:rPr>
+          <w:highlight w:val="yellow"/>
+        </w:rPr>
+        <w:t>[Describe the loops relating to levels, missions, or challenges.</w:t>
+      </w:r>
+    </w:p>
+    <w:p>
+      <w:pPr>
+        <w:pStyle w:val="normal1"/>
+      </w:pPr>
+      <w:r>
+        <w:rPr>
+          <w:highlight w:val="yellow"/>
+        </w:rPr>
+        <w:t>Describe the intention, duration, and reward for these loops.]</w:t>
+      </w:r>
+    </w:p>
+    <w:p>
+      <w:pPr>
+        <w:pStyle w:val="normal1"/>
+      </w:pPr>
+    </w:p>
+    <w:p>
+      <w:pPr>
+        <w:pStyle w:val="Heading3"/>
+      </w:pPr>
+      <w:bookmarkStart w:id="44" w:name="_ifmtcbdb7j2z"/>
       <w:bookmarkEnd w:id="44"/>
       <w:r>
-        <w:lastRenderedPageBreak/>
-        <w:t>Game Loops</w:t>
-      </w:r>
+        <w:t>Gameplay Session Loop / Exit Points</w:t>
+      </w:r>
+    </w:p>
+    <w:p>
+      <w:pPr>
+        <w:pStyle w:val="normal1"/>
+      </w:pPr>
+    </w:p>
+    <w:p>
+      <w:pPr>
+        <w:pStyle w:val="normal1"/>
+        <w:rPr>
+          <w:highlight w:val="yellow"/>
+        </w:rPr>
+      </w:pPr>
+      <w:r>
+        <w:rPr>
+          <w:highlight w:val="yellow"/>
+        </w:rPr>
+        <w:t>[Describe the longer term gameplay loops.</w:t>
+      </w:r>
+    </w:p>
+    <w:p>
+      <w:pPr>
+        <w:pStyle w:val="normal1"/>
+      </w:pPr>
+      <w:r>
+        <w:rPr>
+          <w:highlight w:val="yellow"/>
+        </w:rPr>
+        <w:t>Describe the intention, duration, and reward for these loops.]</w:t>
+      </w:r>
+    </w:p>
+    <w:p>
+      <w:pPr>
+        <w:pStyle w:val="normal1"/>
+      </w:pPr>
+    </w:p>
+    <w:p>
+      <w:pPr>
+        <w:pStyle w:val="normal1"/>
+      </w:pPr>
     </w:p>
     <w:p>
       <w:pPr>
         <w:pStyle w:val="Heading3"/>
       </w:pPr>
-      <w:bookmarkStart w:id="45" w:name="_ompgrq58bmus"/>
+      <w:bookmarkStart w:id="45" w:name="_12gbo4rqpr8g"/>
       <w:bookmarkEnd w:id="45"/>
-      <w:r>
-        <w:t>Moment to Moment Loops</w:t>
-      </w:r>
-    </w:p>
-    <w:p>
-      <w:pPr>
-        <w:pStyle w:val="normal1"/>
-      </w:pPr>
-    </w:p>
-    <w:p>
-      <w:pPr>
-        <w:pStyle w:val="normal1"/>
-        <w:rPr>
-          <w:highlight w:val="yellow"/>
-        </w:rPr>
-      </w:pPr>
-      <w:r>
-        <w:rPr>
-          <w:highlight w:val="yellow"/>
-        </w:rPr>
-        <w:t xml:space="preserve">[Describe the </w:t>
-      </w:r>
-      <w:proofErr w:type="gramStart"/>
-      <w:r>
-        <w:rPr>
-          <w:highlight w:val="yellow"/>
-        </w:rPr>
-        <w:t>moment to moment</w:t>
-      </w:r>
-      <w:proofErr w:type="gramEnd"/>
-      <w:r>
-        <w:rPr>
-          <w:highlight w:val="yellow"/>
-        </w:rPr>
-        <w:t xml:space="preserve"> gameplay loops.  </w:t>
-      </w:r>
-    </w:p>
-    <w:p>
-      <w:pPr>
-        <w:pStyle w:val="normal1"/>
-      </w:pPr>
-      <w:r>
-        <w:rPr>
-          <w:highlight w:val="yellow"/>
-        </w:rPr>
-        <w:t>Describe the intention, duration, and reward for these loops.]</w:t>
-      </w:r>
-    </w:p>
-    <w:p>
-      <w:pPr>
-        <w:pStyle w:val="normal1"/>
-      </w:pPr>
-    </w:p>
-    <w:p>
-      <w:pPr>
-        <w:pStyle w:val="normal1"/>
-      </w:pPr>
-    </w:p>
-    <w:p>
-      <w:pPr>
-        <w:pStyle w:val="Heading3"/>
-      </w:pPr>
-      <w:bookmarkStart w:id="46" w:name="_u53jhhkbf25i"/>
-      <w:bookmarkEnd w:id="46"/>
-      <w:r>
-        <w:t>Level / Mission / Challenge Loops</w:t>
-      </w:r>
-    </w:p>
-    <w:p>
-      <w:pPr>
-        <w:pStyle w:val="normal1"/>
-      </w:pPr>
-    </w:p>
-    <w:p>
-      <w:pPr>
-        <w:pStyle w:val="normal1"/>
-        <w:rPr>
-          <w:highlight w:val="yellow"/>
-        </w:rPr>
-      </w:pPr>
-      <w:r>
-        <w:rPr>
-          <w:highlight w:val="yellow"/>
-        </w:rPr>
-        <w:t>[Describe the loops relating to levels, missions, or challenges.</w:t>
-      </w:r>
-    </w:p>
-    <w:p>
-      <w:pPr>
-        <w:pStyle w:val="normal1"/>
-      </w:pPr>
-      <w:r>
-        <w:rPr>
-          <w:highlight w:val="yellow"/>
-        </w:rPr>
-        <w:t>Describe the intention, duration, and reward for these loops.]</w:t>
-      </w:r>
-    </w:p>
-    <w:p>
-      <w:pPr>
-        <w:pStyle w:val="normal1"/>
-      </w:pPr>
-    </w:p>
-    <w:p>
-      <w:pPr>
-        <w:pStyle w:val="Heading3"/>
-      </w:pPr>
-      <w:bookmarkStart w:id="47" w:name="_ifmtcbdb7j2z"/>
-      <w:bookmarkEnd w:id="47"/>
-      <w:r>
-        <w:t>Gameplay Session Loop / Exit Points</w:t>
-      </w:r>
-    </w:p>
-    <w:p>
-      <w:pPr>
-        <w:pStyle w:val="normal1"/>
-      </w:pPr>
-    </w:p>
-    <w:p>
-      <w:pPr>
-        <w:pStyle w:val="normal1"/>
-        <w:rPr>
-          <w:highlight w:val="yellow"/>
-        </w:rPr>
-      </w:pPr>
-      <w:r>
-        <w:rPr>
-          <w:highlight w:val="yellow"/>
-        </w:rPr>
-        <w:t xml:space="preserve">[Describe the </w:t>
-      </w:r>
-      <w:proofErr w:type="gramStart"/>
-      <w:r>
-        <w:rPr>
-          <w:highlight w:val="yellow"/>
-        </w:rPr>
-        <w:t>longer term</w:t>
-      </w:r>
-      <w:proofErr w:type="gramEnd"/>
-      <w:r>
-        <w:rPr>
-          <w:highlight w:val="yellow"/>
-        </w:rPr>
-        <w:t xml:space="preserve"> gameplay loops.</w:t>
-      </w:r>
-    </w:p>
-    <w:p>
-      <w:pPr>
-        <w:pStyle w:val="normal1"/>
-      </w:pPr>
-      <w:r>
-        <w:rPr>
-          <w:highlight w:val="yellow"/>
-        </w:rPr>
-        <w:t>Describe the intention, duration, and reward for these loops.]</w:t>
-      </w:r>
-    </w:p>
-    <w:p>
-      <w:pPr>
-        <w:pStyle w:val="normal1"/>
-      </w:pPr>
-    </w:p>
-    <w:p>
-      <w:pPr>
-        <w:pStyle w:val="normal1"/>
-      </w:pPr>
-    </w:p>
-    <w:p>
-      <w:pPr>
-        <w:pStyle w:val="Heading3"/>
-      </w:pPr>
-      <w:bookmarkStart w:id="48" w:name="_12gbo4rqpr8g"/>
-      <w:bookmarkEnd w:id="48"/>
       <w:r>
         <w:t>Expected Gameplay Scenario</w:t>
       </w:r>
@@ -2359,7 +2131,7 @@
                     </pic:cNvPicPr>
                   </pic:nvPicPr>
                   <pic:blipFill>
-                    <a:blip r:embed="rId26"/>
+                    <a:blip r:embed="rId28"/>
                     <a:stretch>
                       <a:fillRect/>
                     </a:stretch>
@@ -2385,8 +2157,8 @@
       <w:pPr>
         <w:pStyle w:val="Heading5"/>
       </w:pPr>
-      <w:bookmarkStart w:id="49" w:name="_so6h2rw2rs66"/>
-      <w:bookmarkEnd w:id="49"/>
+      <w:bookmarkStart w:id="46" w:name="_so6h2rw2rs66"/>
+      <w:bookmarkEnd w:id="46"/>
       <w:r>
         <w:t>Optional Caption</w:t>
       </w:r>
@@ -2400,8 +2172,8 @@
       <w:pPr>
         <w:pStyle w:val="normal1"/>
       </w:pPr>
-      <w:bookmarkStart w:id="50" w:name="3qqqpdxif4yg"/>
-      <w:bookmarkEnd w:id="50"/>
+      <w:bookmarkStart w:id="47" w:name="3qqqpdxif4yg"/>
+      <w:bookmarkEnd w:id="47"/>
       <w:r>
         <w:br w:type="page"/>
       </w:r>
@@ -2411,23 +2183,23 @@
         <w:pStyle w:val="Heading1"/>
         <w:spacing w:before="0"/>
       </w:pPr>
-      <w:bookmarkStart w:id="51" w:name="_i2dliath9knl"/>
-      <w:bookmarkStart w:id="52" w:name="3qqqpdxif4yg_Copy_1"/>
-      <w:bookmarkEnd w:id="51"/>
-      <w:bookmarkEnd w:id="52"/>
+      <w:bookmarkStart w:id="48" w:name="_i2dliath9knl"/>
+      <w:bookmarkStart w:id="49" w:name="3qqqpdxif4yg_Copy_1"/>
+      <w:bookmarkEnd w:id="48"/>
+      <w:bookmarkEnd w:id="49"/>
       <w:r>
         <w:lastRenderedPageBreak/>
         <w:t>Look &amp; Feel</w:t>
       </w:r>
-      <w:bookmarkStart w:id="53" w:name="9yqlowafetsx"/>
+      <w:bookmarkStart w:id="50" w:name="9yqlowafetsx"/>
     </w:p>
     <w:p>
       <w:pPr>
         <w:pStyle w:val="Heading2"/>
       </w:pPr>
-      <w:bookmarkStart w:id="54" w:name="_t0r0subm9h8g"/>
-      <w:bookmarkEnd w:id="53"/>
-      <w:bookmarkEnd w:id="54"/>
+      <w:bookmarkStart w:id="51" w:name="_t0r0subm9h8g"/>
+      <w:bookmarkEnd w:id="50"/>
+      <w:bookmarkEnd w:id="51"/>
       <w:r>
         <w:t>Mood Board</w:t>
       </w:r>
@@ -2480,7 +2252,7 @@
                     </pic:cNvPicPr>
                   </pic:nvPicPr>
                   <pic:blipFill>
-                    <a:blip r:embed="rId27"/>
+                    <a:blip r:embed="rId29"/>
                     <a:stretch>
                       <a:fillRect/>
                     </a:stretch>
@@ -2531,7 +2303,7 @@
                     </pic:cNvPicPr>
                   </pic:nvPicPr>
                   <pic:blipFill>
-                    <a:blip r:embed="rId28"/>
+                    <a:blip r:embed="rId30"/>
                     <a:stretch>
                       <a:fillRect/>
                     </a:stretch>
@@ -2582,7 +2354,7 @@
                     </pic:cNvPicPr>
                   </pic:nvPicPr>
                   <pic:blipFill>
-                    <a:blip r:embed="rId29"/>
+                    <a:blip r:embed="rId31"/>
                     <a:stretch>
                       <a:fillRect/>
                     </a:stretch>
@@ -2633,7 +2405,7 @@
                     </pic:cNvPicPr>
                   </pic:nvPicPr>
                   <pic:blipFill>
-                    <a:blip r:embed="rId30"/>
+                    <a:blip r:embed="rId32"/>
                     <a:stretch>
                       <a:fillRect/>
                     </a:stretch>
@@ -2654,8 +2426,8 @@
           </wp:anchor>
         </w:drawing>
       </w:r>
-      <w:bookmarkStart w:id="55" w:name="a30m3pqwqnt2"/>
-      <w:bookmarkEnd w:id="55"/>
+      <w:bookmarkStart w:id="52" w:name="a30m3pqwqnt2"/>
+      <w:bookmarkEnd w:id="52"/>
       <w:r>
         <w:br w:type="page"/>
       </w:r>
@@ -2665,10 +2437,10 @@
         <w:pStyle w:val="Heading2"/>
         <w:spacing w:before="0"/>
       </w:pPr>
-      <w:bookmarkStart w:id="56" w:name="_ddcvnz5z470u"/>
-      <w:bookmarkStart w:id="57" w:name="a30m3pqwqnt2_Copy_1"/>
-      <w:bookmarkEnd w:id="56"/>
-      <w:bookmarkEnd w:id="57"/>
+      <w:bookmarkStart w:id="53" w:name="_ddcvnz5z470u"/>
+      <w:bookmarkStart w:id="54" w:name="a30m3pqwqnt2_Copy_1"/>
+      <w:bookmarkEnd w:id="53"/>
+      <w:bookmarkEnd w:id="54"/>
       <w:r>
         <w:lastRenderedPageBreak/>
         <w:t>Art Influences</w:t>
@@ -2678,8 +2450,8 @@
       <w:pPr>
         <w:pStyle w:val="Heading3"/>
       </w:pPr>
-      <w:bookmarkStart w:id="58" w:name="_xfzmb5jb7dls"/>
-      <w:bookmarkEnd w:id="58"/>
+      <w:bookmarkStart w:id="55" w:name="_xfzmb5jb7dls"/>
+      <w:bookmarkEnd w:id="55"/>
       <w:r>
         <w:t>Art influence name</w:t>
       </w:r>
@@ -2723,35 +2495,7 @@
         <w:rPr>
           <w:highlight w:val="yellow"/>
         </w:rPr>
-        <w:t xml:space="preserve">.  </w:t>
-      </w:r>
-      <w:proofErr w:type="gramStart"/>
-      <w:r>
-        <w:rPr>
-          <w:highlight w:val="yellow"/>
-        </w:rPr>
-        <w:t>Or,</w:t>
-      </w:r>
-      <w:proofErr w:type="gramEnd"/>
-      <w:r>
-        <w:rPr>
-          <w:highlight w:val="yellow"/>
-        </w:rPr>
-        <w:t xml:space="preserve"> the </w:t>
-      </w:r>
-      <w:proofErr w:type="gramStart"/>
-      <w:r>
-        <w:rPr>
-          <w:highlight w:val="yellow"/>
-        </w:rPr>
-        <w:t>environment</w:t>
-      </w:r>
-      <w:proofErr w:type="gramEnd"/>
-      <w:r>
-        <w:rPr>
-          <w:highlight w:val="yellow"/>
-        </w:rPr>
-        <w:t xml:space="preserve"> design.  Etc.]</w:t>
+        <w:t>.  Or, the environment design.  Etc.]</w:t>
       </w:r>
     </w:p>
     <w:p>
@@ -2793,7 +2537,7 @@
                     </pic:cNvPicPr>
                   </pic:nvPicPr>
                   <pic:blipFill>
-                    <a:blip r:embed="rId31"/>
+                    <a:blip r:embed="rId33"/>
                     <a:stretch>
                       <a:fillRect/>
                     </a:stretch>
@@ -2819,8 +2563,8 @@
       <w:pPr>
         <w:pStyle w:val="Heading5"/>
       </w:pPr>
-      <w:bookmarkStart w:id="59" w:name="_8e7nqjo2jpvh"/>
-      <w:bookmarkEnd w:id="59"/>
+      <w:bookmarkStart w:id="56" w:name="_8e7nqjo2jpvh"/>
+      <w:bookmarkEnd w:id="56"/>
       <w:r>
         <w:t>Optional Caption</w:t>
       </w:r>
@@ -2834,8 +2578,8 @@
       <w:pPr>
         <w:pStyle w:val="Heading3"/>
       </w:pPr>
-      <w:bookmarkStart w:id="60" w:name="_e7cvo0kz3ztl"/>
-      <w:bookmarkEnd w:id="60"/>
+      <w:bookmarkStart w:id="57" w:name="_e7cvo0kz3ztl"/>
+      <w:bookmarkEnd w:id="57"/>
       <w:r>
         <w:t>Art influence name</w:t>
       </w:r>
@@ -2879,35 +2623,7 @@
         <w:rPr>
           <w:highlight w:val="yellow"/>
         </w:rPr>
-        <w:t xml:space="preserve">.  </w:t>
-      </w:r>
-      <w:proofErr w:type="gramStart"/>
-      <w:r>
-        <w:rPr>
-          <w:highlight w:val="yellow"/>
-        </w:rPr>
-        <w:t>Or,</w:t>
-      </w:r>
-      <w:proofErr w:type="gramEnd"/>
-      <w:r>
-        <w:rPr>
-          <w:highlight w:val="yellow"/>
-        </w:rPr>
-        <w:t xml:space="preserve"> the </w:t>
-      </w:r>
-      <w:proofErr w:type="gramStart"/>
-      <w:r>
-        <w:rPr>
-          <w:highlight w:val="yellow"/>
-        </w:rPr>
-        <w:t>environment</w:t>
-      </w:r>
-      <w:proofErr w:type="gramEnd"/>
-      <w:r>
-        <w:rPr>
-          <w:highlight w:val="yellow"/>
-        </w:rPr>
-        <w:t xml:space="preserve"> design.  Etc.]</w:t>
+        <w:t>.  Or, the environment design.  Etc.]</w:t>
       </w:r>
     </w:p>
     <w:p>
@@ -2949,7 +2665,7 @@
                     </pic:cNvPicPr>
                   </pic:nvPicPr>
                   <pic:blipFill>
-                    <a:blip r:embed="rId32"/>
+                    <a:blip r:embed="rId34"/>
                     <a:stretch>
                       <a:fillRect/>
                     </a:stretch>
@@ -2975,8 +2691,8 @@
       <w:pPr>
         <w:pStyle w:val="Heading5"/>
       </w:pPr>
-      <w:bookmarkStart w:id="61" w:name="_bgkgucgss387"/>
-      <w:bookmarkEnd w:id="61"/>
+      <w:bookmarkStart w:id="58" w:name="_bgkgucgss387"/>
+      <w:bookmarkEnd w:id="58"/>
       <w:r>
         <w:lastRenderedPageBreak/>
         <w:t>Optional Caption</w:t>
@@ -2995,8 +2711,8 @@
       <w:pPr>
         <w:pStyle w:val="Heading3"/>
       </w:pPr>
-      <w:bookmarkStart w:id="62" w:name="_827z4quptrfw"/>
-      <w:bookmarkEnd w:id="62"/>
+      <w:bookmarkStart w:id="59" w:name="_827z4quptrfw"/>
+      <w:bookmarkEnd w:id="59"/>
       <w:r>
         <w:t>Art influence name</w:t>
       </w:r>
@@ -3040,35 +2756,7 @@
         <w:rPr>
           <w:highlight w:val="yellow"/>
         </w:rPr>
-        <w:t xml:space="preserve">.  </w:t>
-      </w:r>
-      <w:proofErr w:type="gramStart"/>
-      <w:r>
-        <w:rPr>
-          <w:highlight w:val="yellow"/>
-        </w:rPr>
-        <w:t>Or,</w:t>
-      </w:r>
-      <w:proofErr w:type="gramEnd"/>
-      <w:r>
-        <w:rPr>
-          <w:highlight w:val="yellow"/>
-        </w:rPr>
-        <w:t xml:space="preserve"> the </w:t>
-      </w:r>
-      <w:proofErr w:type="gramStart"/>
-      <w:r>
-        <w:rPr>
-          <w:highlight w:val="yellow"/>
-        </w:rPr>
-        <w:t>environment</w:t>
-      </w:r>
-      <w:proofErr w:type="gramEnd"/>
-      <w:r>
-        <w:rPr>
-          <w:highlight w:val="yellow"/>
-        </w:rPr>
-        <w:t xml:space="preserve"> design.  Etc.]</w:t>
+        <w:t>.  Or, the environment design.  Etc.]</w:t>
       </w:r>
     </w:p>
     <w:p>
@@ -3110,7 +2798,7 @@
                     </pic:cNvPicPr>
                   </pic:nvPicPr>
                   <pic:blipFill>
-                    <a:blip r:embed="rId33"/>
+                    <a:blip r:embed="rId35"/>
                     <a:stretch>
                       <a:fillRect/>
                     </a:stretch>
@@ -3136,8 +2824,8 @@
       <w:pPr>
         <w:pStyle w:val="Heading5"/>
       </w:pPr>
-      <w:bookmarkStart w:id="63" w:name="_6hdyqpox9kfz"/>
-      <w:bookmarkEnd w:id="63"/>
+      <w:bookmarkStart w:id="60" w:name="_6hdyqpox9kfz"/>
+      <w:bookmarkEnd w:id="60"/>
       <w:r>
         <w:t>Optional Caption</w:t>
       </w:r>
@@ -3146,8 +2834,8 @@
       <w:pPr>
         <w:pStyle w:val="normal1"/>
       </w:pPr>
-      <w:bookmarkStart w:id="64" w:name="1h0d1q779ex"/>
-      <w:bookmarkEnd w:id="64"/>
+      <w:bookmarkStart w:id="61" w:name="1h0d1q779ex"/>
+      <w:bookmarkEnd w:id="61"/>
       <w:r>
         <w:br w:type="page"/>
       </w:r>
@@ -3157,10 +2845,10 @@
         <w:pStyle w:val="Heading1"/>
         <w:spacing w:before="0"/>
       </w:pPr>
-      <w:bookmarkStart w:id="65" w:name="_1bnfcrcdvrxj"/>
-      <w:bookmarkStart w:id="66" w:name="1h0d1q779ex_Copy_1"/>
-      <w:bookmarkEnd w:id="65"/>
-      <w:bookmarkEnd w:id="66"/>
+      <w:bookmarkStart w:id="62" w:name="_1bnfcrcdvrxj"/>
+      <w:bookmarkStart w:id="63" w:name="1h0d1q779ex_Copy_1"/>
+      <w:bookmarkEnd w:id="62"/>
+      <w:bookmarkEnd w:id="63"/>
       <w:r>
         <w:lastRenderedPageBreak/>
         <w:t>Audio Influences</w:t>
@@ -3189,8 +2877,8 @@
       <w:pPr>
         <w:pStyle w:val="Heading3"/>
       </w:pPr>
-      <w:bookmarkStart w:id="67" w:name="_nkua39rfbzhp"/>
-      <w:bookmarkEnd w:id="67"/>
+      <w:bookmarkStart w:id="64" w:name="_nkua39rfbzhp"/>
+      <w:bookmarkEnd w:id="64"/>
       <w:r>
         <w:t>Audio influence name</w:t>
       </w:r>
@@ -3231,7 +2919,7 @@
                     </pic:cNvPicPr>
                   </pic:nvPicPr>
                   <pic:blipFill>
-                    <a:blip r:embed="rId34"/>
+                    <a:blip r:embed="rId36"/>
                     <a:stretch>
                       <a:fillRect/>
                     </a:stretch>
@@ -3257,8 +2945,8 @@
       <w:pPr>
         <w:pStyle w:val="Heading5"/>
       </w:pPr>
-      <w:bookmarkStart w:id="68" w:name="_y5i660q1q3th"/>
-      <w:bookmarkEnd w:id="68"/>
+      <w:bookmarkStart w:id="65" w:name="_y5i660q1q3th"/>
+      <w:bookmarkEnd w:id="65"/>
       <w:r>
         <w:t>Optional Caption</w:t>
       </w:r>
@@ -3280,7 +2968,7 @@
           <w:szCs w:val="26"/>
         </w:rPr>
       </w:pPr>
-      <w:hyperlink r:id="rId35">
+      <w:hyperlink r:id="rId37">
         <w:r>
           <w:rPr>
             <w:color w:val="1155CC"/>
@@ -3296,8 +2984,8 @@
       <w:pPr>
         <w:pStyle w:val="Heading6"/>
       </w:pPr>
-      <w:bookmarkStart w:id="69" w:name="_n6y88lbcumi1"/>
-      <w:bookmarkEnd w:id="69"/>
+      <w:bookmarkStart w:id="66" w:name="_n6y88lbcumi1"/>
+      <w:bookmarkEnd w:id="66"/>
       <w:r>
         <w:t xml:space="preserve">[additional optional notes about what part/which section </w:t>
       </w:r>
@@ -3314,8 +3002,8 @@
       <w:pPr>
         <w:pStyle w:val="Heading6"/>
       </w:pPr>
-      <w:bookmarkStart w:id="70" w:name="_g7urdjgsukrk"/>
-      <w:bookmarkEnd w:id="70"/>
+      <w:bookmarkStart w:id="67" w:name="_g7urdjgsukrk"/>
+      <w:bookmarkEnd w:id="67"/>
       <w:r>
         <w:t>[</w:t>
       </w:r>
@@ -3332,8 +3020,8 @@
       <w:pPr>
         <w:pStyle w:val="Heading3"/>
       </w:pPr>
-      <w:bookmarkStart w:id="71" w:name="_4xjnerp223o9"/>
-      <w:bookmarkEnd w:id="71"/>
+      <w:bookmarkStart w:id="68" w:name="_4xjnerp223o9"/>
+      <w:bookmarkEnd w:id="68"/>
       <w:r>
         <w:t>Audio influence name</w:t>
       </w:r>
@@ -3347,8 +3035,8 @@
           <w:szCs w:val="26"/>
         </w:rPr>
       </w:pPr>
-      <w:bookmarkStart w:id="72" w:name="_jx3f5uvsknjr"/>
-      <w:bookmarkEnd w:id="72"/>
+      <w:bookmarkStart w:id="69" w:name="_jx3f5uvsknjr"/>
+      <w:bookmarkEnd w:id="69"/>
       <w:r>
         <w:rPr>
           <w:noProof/>
@@ -3371,7 +3059,7 @@
                     </pic:cNvPicPr>
                   </pic:nvPicPr>
                   <pic:blipFill>
-                    <a:blip r:embed="rId36"/>
+                    <a:blip r:embed="rId38"/>
                     <a:stretch>
                       <a:fillRect/>
                     </a:stretch>
@@ -3397,8 +3085,8 @@
       <w:pPr>
         <w:pStyle w:val="Heading5"/>
       </w:pPr>
-      <w:bookmarkStart w:id="73" w:name="_11k59esuw6b2"/>
-      <w:bookmarkEnd w:id="73"/>
+      <w:bookmarkStart w:id="70" w:name="_11k59esuw6b2"/>
+      <w:bookmarkEnd w:id="70"/>
       <w:r>
         <w:t>Optional Caption</w:t>
       </w:r>
@@ -3416,7 +3104,7 @@
           <w:szCs w:val="26"/>
         </w:rPr>
       </w:pPr>
-      <w:hyperlink r:id="rId37">
+      <w:hyperlink r:id="rId39">
         <w:r>
           <w:rPr>
             <w:color w:val="1155CC"/>
@@ -3432,8 +3120,8 @@
       <w:pPr>
         <w:pStyle w:val="Heading6"/>
       </w:pPr>
-      <w:bookmarkStart w:id="74" w:name="_12xt3kqjnyvm"/>
-      <w:bookmarkEnd w:id="74"/>
+      <w:bookmarkStart w:id="71" w:name="_12xt3kqjnyvm"/>
+      <w:bookmarkEnd w:id="71"/>
       <w:r>
         <w:t xml:space="preserve">[additional optional notes about what part/which section </w:t>
       </w:r>
@@ -3450,8 +3138,8 @@
       <w:pPr>
         <w:pStyle w:val="normal1"/>
       </w:pPr>
-      <w:bookmarkStart w:id="75" w:name="sk9yxhw6tfga"/>
-      <w:bookmarkEnd w:id="75"/>
+      <w:bookmarkStart w:id="72" w:name="sk9yxhw6tfga"/>
+      <w:bookmarkEnd w:id="72"/>
       <w:r>
         <w:br w:type="page"/>
       </w:r>
@@ -3461,51 +3149,32 @@
         <w:pStyle w:val="Heading1"/>
         <w:spacing w:before="0"/>
       </w:pPr>
-      <w:bookmarkStart w:id="76" w:name="_r4lxz3j2s13b"/>
-      <w:bookmarkStart w:id="77" w:name="sk9yxhw6tfga_Copy_1"/>
-      <w:bookmarkEnd w:id="76"/>
-      <w:bookmarkEnd w:id="77"/>
-      <w:proofErr w:type="gramStart"/>
+      <w:bookmarkStart w:id="73" w:name="_r4lxz3j2s13b"/>
+      <w:bookmarkStart w:id="74" w:name="sk9yxhw6tfga_Copy_1"/>
+      <w:bookmarkEnd w:id="73"/>
+      <w:bookmarkEnd w:id="74"/>
       <w:r>
         <w:lastRenderedPageBreak/>
-        <w:t>Mechanic</w:t>
-      </w:r>
-      <w:proofErr w:type="gramEnd"/>
-      <w:r>
-        <w:t xml:space="preserve"> Influences</w:t>
-      </w:r>
-    </w:p>
-    <w:p>
-      <w:pPr>
-        <w:pStyle w:val="normal1"/>
-      </w:pPr>
-    </w:p>
-    <w:p>
-      <w:pPr>
-        <w:pStyle w:val="normal1"/>
-        <w:rPr>
-          <w:highlight w:val="yellow"/>
-        </w:rPr>
-      </w:pPr>
-      <w:r>
-        <w:rPr>
-          <w:highlight w:val="yellow"/>
-        </w:rPr>
-        <w:t xml:space="preserve">[Describe any influences on the mechanics of your game, this can include other video games, sports, board games, or </w:t>
-      </w:r>
-      <w:proofErr w:type="gramStart"/>
-      <w:r>
-        <w:rPr>
-          <w:highlight w:val="yellow"/>
-        </w:rPr>
-        <w:t>day to day</w:t>
-      </w:r>
-      <w:proofErr w:type="gramEnd"/>
-      <w:r>
-        <w:rPr>
-          <w:highlight w:val="yellow"/>
-        </w:rPr>
-        <w:t xml:space="preserve"> activities]</w:t>
+        <w:t>Mechanic Influences</w:t>
+      </w:r>
+    </w:p>
+    <w:p>
+      <w:pPr>
+        <w:pStyle w:val="normal1"/>
+      </w:pPr>
+    </w:p>
+    <w:p>
+      <w:pPr>
+        <w:pStyle w:val="normal1"/>
+        <w:rPr>
+          <w:highlight w:val="yellow"/>
+        </w:rPr>
+      </w:pPr>
+      <w:r>
+        <w:rPr>
+          <w:highlight w:val="yellow"/>
+        </w:rPr>
+        <w:t>[Describe any influences on the mechanics of your game, this can include other video games, sports, board games, or day to day activities]</w:t>
       </w:r>
     </w:p>
     <w:p>
@@ -3520,8 +3189,8 @@
       <w:pPr>
         <w:pStyle w:val="Heading3"/>
       </w:pPr>
-      <w:bookmarkStart w:id="78" w:name="_l2qy3llr89l4"/>
-      <w:bookmarkEnd w:id="78"/>
+      <w:bookmarkStart w:id="75" w:name="_l2qy3llr89l4"/>
+      <w:bookmarkEnd w:id="75"/>
       <w:r>
         <w:t>Mechanic influence name</w:t>
       </w:r>
@@ -3602,7 +3271,7 @@
                     </pic:cNvPicPr>
                   </pic:nvPicPr>
                   <pic:blipFill>
-                    <a:blip r:embed="rId38"/>
+                    <a:blip r:embed="rId40"/>
                     <a:stretch>
                       <a:fillRect/>
                     </a:stretch>
@@ -3628,8 +3297,8 @@
       <w:pPr>
         <w:pStyle w:val="Heading5"/>
       </w:pPr>
-      <w:bookmarkStart w:id="79" w:name="_wwt7weihdk1c"/>
-      <w:bookmarkEnd w:id="79"/>
+      <w:bookmarkStart w:id="76" w:name="_wwt7weihdk1c"/>
+      <w:bookmarkEnd w:id="76"/>
       <w:r>
         <w:t>Optional Caption</w:t>
       </w:r>
@@ -3651,7 +3320,7 @@
           <w:szCs w:val="26"/>
         </w:rPr>
       </w:pPr>
-      <w:hyperlink r:id="rId39">
+      <w:hyperlink r:id="rId41">
         <w:r>
           <w:rPr>
             <w:color w:val="1155CC"/>
@@ -3667,8 +3336,8 @@
       <w:pPr>
         <w:pStyle w:val="Heading6"/>
       </w:pPr>
-      <w:bookmarkStart w:id="80" w:name="_b3zgn225n4zr"/>
-      <w:bookmarkEnd w:id="80"/>
+      <w:bookmarkStart w:id="77" w:name="_b3zgn225n4zr"/>
+      <w:bookmarkEnd w:id="77"/>
       <w:r>
         <w:t xml:space="preserve">[additional optional notes about what part/which section </w:t>
       </w:r>
@@ -3694,8 +3363,8 @@
       <w:pPr>
         <w:pStyle w:val="Heading3"/>
       </w:pPr>
-      <w:bookmarkStart w:id="81" w:name="_f070rpimxd2v"/>
-      <w:bookmarkEnd w:id="81"/>
+      <w:bookmarkStart w:id="78" w:name="_f070rpimxd2v"/>
+      <w:bookmarkEnd w:id="78"/>
       <w:r>
         <w:t>Mechanic influence name</w:t>
       </w:r>
@@ -3777,7 +3446,7 @@
                     </pic:cNvPicPr>
                   </pic:nvPicPr>
                   <pic:blipFill>
-                    <a:blip r:embed="rId40"/>
+                    <a:blip r:embed="rId42"/>
                     <a:stretch>
                       <a:fillRect/>
                     </a:stretch>
@@ -3803,8 +3472,8 @@
       <w:pPr>
         <w:pStyle w:val="Heading5"/>
       </w:pPr>
-      <w:bookmarkStart w:id="82" w:name="_plk3zz1bkjez"/>
-      <w:bookmarkEnd w:id="82"/>
+      <w:bookmarkStart w:id="79" w:name="_plk3zz1bkjez"/>
+      <w:bookmarkEnd w:id="79"/>
       <w:r>
         <w:t>Optional Caption</w:t>
       </w:r>
@@ -3826,7 +3495,7 @@
           <w:szCs w:val="26"/>
         </w:rPr>
       </w:pPr>
-      <w:hyperlink r:id="rId41">
+      <w:hyperlink r:id="rId43">
         <w:r>
           <w:rPr>
             <w:color w:val="1155CC"/>
@@ -3842,8 +3511,8 @@
       <w:pPr>
         <w:pStyle w:val="Heading6"/>
       </w:pPr>
-      <w:bookmarkStart w:id="83" w:name="_u4pcteousgn1"/>
-      <w:bookmarkEnd w:id="83"/>
+      <w:bookmarkStart w:id="80" w:name="_u4pcteousgn1"/>
+      <w:bookmarkEnd w:id="80"/>
       <w:r>
         <w:t xml:space="preserve">[additional optional notes about what part/which section </w:t>
       </w:r>
@@ -3865,8 +3534,8 @@
       <w:pPr>
         <w:pStyle w:val="Heading3"/>
       </w:pPr>
-      <w:bookmarkStart w:id="84" w:name="_lekt3jh2dwnt"/>
-      <w:bookmarkEnd w:id="84"/>
+      <w:bookmarkStart w:id="81" w:name="_lekt3jh2dwnt"/>
+      <w:bookmarkEnd w:id="81"/>
       <w:r>
         <w:t>Mechanic influence name</w:t>
       </w:r>
@@ -3947,7 +3616,7 @@
                     </pic:cNvPicPr>
                   </pic:nvPicPr>
                   <pic:blipFill>
-                    <a:blip r:embed="rId42"/>
+                    <a:blip r:embed="rId44"/>
                     <a:stretch>
                       <a:fillRect/>
                     </a:stretch>
@@ -3973,8 +3642,8 @@
       <w:pPr>
         <w:pStyle w:val="Heading5"/>
       </w:pPr>
-      <w:bookmarkStart w:id="85" w:name="_rckf2rv4iwty"/>
-      <w:bookmarkEnd w:id="85"/>
+      <w:bookmarkStart w:id="82" w:name="_rckf2rv4iwty"/>
+      <w:bookmarkEnd w:id="82"/>
       <w:r>
         <w:t>Optional Caption</w:t>
       </w:r>
@@ -3996,7 +3665,7 @@
           <w:szCs w:val="26"/>
         </w:rPr>
       </w:pPr>
-      <w:hyperlink r:id="rId43">
+      <w:hyperlink r:id="rId45">
         <w:r>
           <w:rPr>
             <w:color w:val="1155CC"/>
@@ -4012,8 +3681,8 @@
       <w:pPr>
         <w:pStyle w:val="Heading6"/>
       </w:pPr>
-      <w:bookmarkStart w:id="86" w:name="_jodn13diabtj"/>
-      <w:bookmarkEnd w:id="86"/>
+      <w:bookmarkStart w:id="83" w:name="_jodn13diabtj"/>
+      <w:bookmarkEnd w:id="83"/>
       <w:r>
         <w:t xml:space="preserve">[additional optional notes about what part/which section </w:t>
       </w:r>
@@ -4034,8 +3703,8 @@
           <w:szCs w:val="26"/>
         </w:rPr>
       </w:pPr>
-      <w:bookmarkStart w:id="87" w:name="nvp9xzapm3nh"/>
-      <w:bookmarkEnd w:id="87"/>
+      <w:bookmarkStart w:id="84" w:name="nvp9xzapm3nh"/>
+      <w:bookmarkEnd w:id="84"/>
       <w:r>
         <w:br w:type="page"/>
       </w:r>
@@ -4045,10 +3714,10 @@
         <w:pStyle w:val="Heading1"/>
         <w:spacing w:before="0"/>
       </w:pPr>
-      <w:bookmarkStart w:id="88" w:name="_ecricgs7i7no"/>
-      <w:bookmarkStart w:id="89" w:name="nvp9xzapm3nh_Copy_1"/>
-      <w:bookmarkEnd w:id="88"/>
-      <w:bookmarkEnd w:id="89"/>
+      <w:bookmarkStart w:id="85" w:name="_ecricgs7i7no"/>
+      <w:bookmarkStart w:id="86" w:name="nvp9xzapm3nh_Copy_1"/>
+      <w:bookmarkEnd w:id="85"/>
+      <w:bookmarkEnd w:id="86"/>
       <w:r>
         <w:lastRenderedPageBreak/>
         <w:t>Scope and Resources</w:t>
@@ -4058,8 +3727,8 @@
       <w:pPr>
         <w:pStyle w:val="Heading2"/>
       </w:pPr>
-      <w:bookmarkStart w:id="90" w:name="_294x24tmhasw"/>
-      <w:bookmarkEnd w:id="90"/>
+      <w:bookmarkStart w:id="87" w:name="_294x24tmhasw"/>
+      <w:bookmarkEnd w:id="87"/>
       <w:r>
         <w:t>Team Members</w:t>
       </w:r>
@@ -4069,8 +3738,8 @@
         <w:pStyle w:val="Heading3"/>
         <w:ind w:left="720"/>
       </w:pPr>
-      <w:bookmarkStart w:id="91" w:name="_uc4e1n2hc3g7"/>
-      <w:bookmarkEnd w:id="91"/>
+      <w:bookmarkStart w:id="88" w:name="_uc4e1n2hc3g7"/>
+      <w:bookmarkEnd w:id="88"/>
       <w:r>
         <w:t>Designer</w:t>
       </w:r>
@@ -4097,8 +3766,8 @@
         <w:pStyle w:val="Heading3"/>
         <w:ind w:left="720"/>
       </w:pPr>
-      <w:bookmarkStart w:id="92" w:name="_52xvleeola3m"/>
-      <w:bookmarkEnd w:id="92"/>
+      <w:bookmarkStart w:id="89" w:name="_52xvleeola3m"/>
+      <w:bookmarkEnd w:id="89"/>
       <w:r>
         <w:t>Producer</w:t>
       </w:r>
@@ -4125,8 +3794,8 @@
         <w:pStyle w:val="Heading3"/>
         <w:ind w:left="720"/>
       </w:pPr>
-      <w:bookmarkStart w:id="93" w:name="_hvltshibfb06"/>
-      <w:bookmarkEnd w:id="93"/>
+      <w:bookmarkStart w:id="90" w:name="_hvltshibfb06"/>
+      <w:bookmarkEnd w:id="90"/>
       <w:r>
         <w:t>Artists</w:t>
       </w:r>
@@ -4165,8 +3834,8 @@
         <w:pStyle w:val="Heading3"/>
         <w:ind w:left="720"/>
       </w:pPr>
-      <w:bookmarkStart w:id="94" w:name="_8a2lzzdy8say"/>
-      <w:bookmarkEnd w:id="94"/>
+      <w:bookmarkStart w:id="91" w:name="_8a2lzzdy8say"/>
+      <w:bookmarkEnd w:id="91"/>
       <w:r>
         <w:t>Programmers</w:t>
       </w:r>
@@ -4204,8 +3873,8 @@
       <w:pPr>
         <w:pStyle w:val="Heading2"/>
       </w:pPr>
-      <w:bookmarkStart w:id="95" w:name="_gvxif7o3abax"/>
-      <w:bookmarkEnd w:id="95"/>
+      <w:bookmarkStart w:id="92" w:name="_gvxif7o3abax"/>
+      <w:bookmarkEnd w:id="92"/>
       <w:r>
         <w:t>Scope Overview</w:t>
       </w:r>
@@ -4221,61 +3890,19 @@
         <w:rPr>
           <w:highlight w:val="yellow"/>
         </w:rPr>
-        <w:t xml:space="preserve">[Give an overview of roughly how long the project is estimated to </w:t>
-      </w:r>
-      <w:proofErr w:type="gramStart"/>
-      <w:r>
-        <w:rPr>
-          <w:highlight w:val="yellow"/>
-        </w:rPr>
-        <w:t>take</w:t>
-      </w:r>
-      <w:proofErr w:type="gramEnd"/>
-      <w:r>
-        <w:rPr>
-          <w:highlight w:val="yellow"/>
-        </w:rPr>
-        <w:t xml:space="preserve"> for an example team size.  Ie</w:t>
-      </w:r>
-      <w:proofErr w:type="gramStart"/>
-      <w:r>
-        <w:rPr>
-          <w:highlight w:val="yellow"/>
-        </w:rPr>
-        <w:t>:  “</w:t>
-      </w:r>
-      <w:proofErr w:type="gramEnd"/>
-      <w:r>
-        <w:rPr>
-          <w:highlight w:val="yellow"/>
-        </w:rPr>
-        <w:t xml:space="preserve">It is estimated that an </w:t>
-      </w:r>
-      <w:proofErr w:type="gramStart"/>
-      <w:r>
-        <w:rPr>
-          <w:highlight w:val="yellow"/>
-        </w:rPr>
-        <w:t>8 person</w:t>
-      </w:r>
-      <w:proofErr w:type="gramEnd"/>
-      <w:r>
-        <w:rPr>
-          <w:highlight w:val="yellow"/>
-        </w:rPr>
-        <w:t xml:space="preserve"> team could make the game in 3 months.”]</w:t>
-      </w:r>
-    </w:p>
-    <w:p>
-      <w:pPr>
-        <w:pStyle w:val="normal1"/>
-      </w:pPr>
-    </w:p>
-    <w:p>
-      <w:pPr>
-        <w:pStyle w:val="normal1"/>
-      </w:pPr>
-      <w:hyperlink r:id="rId44">
+        <w:t>[Give an overview of roughly how long the project is estimated to take for an example team size.  Ie:  “It is estimated that an 8 person team could make the game in 3 months.”]</w:t>
+      </w:r>
+    </w:p>
+    <w:p>
+      <w:pPr>
+        <w:pStyle w:val="normal1"/>
+      </w:pPr>
+    </w:p>
+    <w:p>
+      <w:pPr>
+        <w:pStyle w:val="normal1"/>
+      </w:pPr>
+      <w:hyperlink r:id="rId46">
         <w:r>
           <w:rPr>
             <w:color w:val="1155CC"/>
@@ -4296,8 +3923,8 @@
       <w:pPr>
         <w:pStyle w:val="Heading2"/>
       </w:pPr>
-      <w:bookmarkStart w:id="96" w:name="_mfzmao1nywq"/>
-      <w:bookmarkEnd w:id="96"/>
+      <w:bookmarkStart w:id="93" w:name="_mfzmao1nywq"/>
+      <w:bookmarkEnd w:id="93"/>
       <w:r>
         <w:t>Milestones</w:t>
       </w:r>
@@ -4315,7 +3942,7 @@
       <w:pPr>
         <w:pStyle w:val="normal1"/>
       </w:pPr>
-      <w:hyperlink r:id="rId45">
+      <w:hyperlink r:id="rId47">
         <w:r>
           <w:rPr>
             <w:color w:val="1155CC"/>
@@ -5753,6 +5380,150 @@
           <inkml:channelProperty channel="F" name="resolution" value="0" units="1/dev"/>
         </inkml:channelProperties>
       </inkml:inkSource>
+      <inkml:timestamp xml:id="ts0" timeString="2025-07-28T08:57:44.634"/>
+    </inkml:context>
+    <inkml:brush xml:id="br0">
+      <inkml:brushProperty name="width" value="0.035" units="cm"/>
+      <inkml:brushProperty name="height" value="0.035" units="cm"/>
+      <inkml:brushProperty name="color" value="#E71224"/>
+    </inkml:brush>
+  </inkml:definitions>
+  <inkml:trace contextRef="#ctx0" brushRef="#br0">118 1 24575,'2'5'0,"1"1"0,-1-1 0,1 1 0,0-1 0,0 0 0,1 0 0,-1 0 0,1 0 0,0-1 0,9 8 0,-3-1 0,13 16 0,-2 0 0,-1 1 0,-1 2 0,17 35 0,25 79 0,19 41 0,-70-168-58,0-2 0,1 1 0,14 14-1,-10-13-1073,-5-5-5694</inkml:trace>
+  <inkml:trace contextRef="#ctx0" brushRef="#br0" timeOffset="1943.79">1 163 24575,'2'0'0,"4"0"0,5 0 0,4 0 0,4 0 0,2 0 0,4 3 0,0 0 0,-1 0 0,-2 0 0,-3-1 0,-1-1 0,-2-1 0,-4 1-8191</inkml:trace>
+  <inkml:trace contextRef="#ctx0" brushRef="#br0" timeOffset="2918.38">324 295 24575,'2'0'0,"2"-2"0,4-4 0,3-3 0,8-3 0,6-3 0,0-1 0,2 1 0,-5 3-8191</inkml:trace>
+  <inkml:trace contextRef="#ctx0" brushRef="#br0" timeOffset="4242.78">383 471 24575,'0'2'0,"0"-1"0,3-1 0,3-4 0,0-2 0,2-4 0,3-2 0,0 1 0,0 2-8191</inkml:trace>
+  <inkml:trace contextRef="#ctx0" brushRef="#br0" timeOffset="6879.32">499 646 24575,'3'0'0,"2"-2"0,4-4 0,3 0 0,-2-3 0,2 2 0,-1-2 0,2-1 0,-2-1 0,0 0 0,-2-2 0,0 1 0,1 0 0,-2 0 0,1-2 0,-1 3-8191</inkml:trace>
+</inkml:ink>
+</file>
+
+<file path=word/ink/ink10.xml><?xml version="1.0" encoding="utf-8"?>
+<inkml:ink xmlns:inkml="http://www.w3.org/2003/InkML">
+  <inkml:definitions>
+    <inkml:context xml:id="ctx0">
+      <inkml:inkSource xml:id="inkSrc0">
+        <inkml:traceFormat>
+          <inkml:channel name="X" type="integer" min="-2.14748E9" max="2.14748E9" units="cm"/>
+          <inkml:channel name="Y" type="integer" min="-2.14748E9" max="2.14748E9" units="cm"/>
+          <inkml:channel name="F" type="integer" max="32767" units="dev"/>
+        </inkml:traceFormat>
+        <inkml:channelProperties>
+          <inkml:channelProperty channel="X" name="resolution" value="1000" units="1/cm"/>
+          <inkml:channelProperty channel="Y" name="resolution" value="1000" units="1/cm"/>
+          <inkml:channelProperty channel="F" name="resolution" value="0" units="1/dev"/>
+        </inkml:channelProperties>
+      </inkml:inkSource>
+      <inkml:timestamp xml:id="ts0" timeString="2025-07-28T08:48:02.231"/>
+    </inkml:context>
+    <inkml:brush xml:id="br0">
+      <inkml:brushProperty name="width" value="0.035" units="cm"/>
+      <inkml:brushProperty name="height" value="0.035" units="cm"/>
+      <inkml:brushProperty name="color" value="#E71224"/>
+    </inkml:brush>
+  </inkml:definitions>
+  <inkml:trace contextRef="#ctx0" brushRef="#br0">698 0 24575,'-1'6'0,"0"0"0,-1-1 0,0 1 0,0-1 0,0 0 0,-1 1 0,0-1 0,0 0 0,0 0 0,0-1 0,-1 1 0,-4 4 0,-12 17 0,-166 312 0,27 15 0,132-289 0,-40 96 0,-49 176 0,92-247 0,4 1 0,4 1 0,-8 163 0,23-135 0,4-1 0,39 229 0,-23-255 0,5-1 0,3-1 0,4-2 0,54 107 0,-75-175 0,62 128 0,161 243 0,-218-371 20,0 0 0,2-1 0,0-1 0,1 0 0,32 23 0,-39-33-144,1 0 0,1-1 1,-1-1-1,1 0 0,0-1 0,1 0 1,-1-1-1,1 0 0,0-1 0,0-1 1,17 1-1,7-2-6702</inkml:trace>
+</inkml:ink>
+</file>
+
+<file path=word/ink/ink11.xml><?xml version="1.0" encoding="utf-8"?>
+<inkml:ink xmlns:inkml="http://www.w3.org/2003/InkML">
+  <inkml:definitions>
+    <inkml:context xml:id="ctx0">
+      <inkml:inkSource xml:id="inkSrc0">
+        <inkml:traceFormat>
+          <inkml:channel name="X" type="integer" min="-2.14748E9" max="2.14748E9" units="cm"/>
+          <inkml:channel name="Y" type="integer" min="-2.14748E9" max="2.14748E9" units="cm"/>
+          <inkml:channel name="F" type="integer" max="32767" units="dev"/>
+        </inkml:traceFormat>
+        <inkml:channelProperties>
+          <inkml:channelProperty channel="X" name="resolution" value="1000" units="1/cm"/>
+          <inkml:channelProperty channel="Y" name="resolution" value="1000" units="1/cm"/>
+          <inkml:channelProperty channel="F" name="resolution" value="0" units="1/dev"/>
+        </inkml:channelProperties>
+      </inkml:inkSource>
+      <inkml:timestamp xml:id="ts0" timeString="2025-07-28T08:47:59.902"/>
+    </inkml:context>
+    <inkml:brush xml:id="br0">
+      <inkml:brushProperty name="width" value="0.035" units="cm"/>
+      <inkml:brushProperty name="height" value="0.035" units="cm"/>
+      <inkml:brushProperty name="color" value="#E71224"/>
+    </inkml:brush>
+  </inkml:definitions>
+  <inkml:trace contextRef="#ctx0" brushRef="#br0">460 2993 24575,'-1'-54'0,"-3"0"0,-2 1 0,-3 0 0,-2 0 0,-19-56 0,-4 12 0,-80-156 0,34 59 0,12 25 0,48 129 0,5 13 0,2-2 0,0 0 0,2 0 0,1-1 0,-10-51 0,20 66 0,0 0 0,1-1 0,0 1 0,1 0 0,1 0 0,1 1 0,0-1 0,1 1 0,0-1 0,14-25 0,10-10 0,52-71 0,-47 74 0,279-390 0,-119 170 0,137-175 0,-327 437 0,0 0 0,0 0 0,0 1 0,0-1 0,1 1 0,0 0 0,0 0 0,0 1 0,0-1 0,1 1 0,-1 1 0,1-1 0,0 1 0,0 0 0,0 0 0,0 0 0,0 1 0,0 0 0,0 0 0,1 1 0,10 0 0,649-10 0,-396 13 0,-24-1 0,285-5 0,-399-4 0,44-2 0,219 10 0,-392-1 0,0 0 0,0 1 0,0-1 0,0 1 0,-1-1 0,1 1 0,0 0 0,0 0 0,-1 0 0,1 1 0,0-1 0,-1 1 0,0-1 0,1 1 0,-1 0 0,0 0 0,0 0 0,0 0 0,0 0 0,0 0 0,2 3 0,2 6 0,0 0 0,0 1 0,7 21 0,4 10 0,260 479 0,-36-102 0,-98-191 0,-133-211 0,-5-10 0,-1-1 0,1 1 0,-2 0 0,1 0 0,3 15 0,-6-19 0,-1 0 0,1 0 0,-1 1 0,-1-1 0,1 0 0,-1 1 0,1-1 0,-1 0 0,0 0 0,-1 1 0,1-1 0,-1 0 0,0 0 0,-3 6 0,-16 22 0,-1-1 0,-2-1 0,0 0 0,-37 32 0,31-32 0,1 1 0,1 1 0,-27 43 0,-107 172 0,-57 97 0,212-331 0,0-1 0,-1 0 0,0 0 0,-12 12 0,15-19 0,-1-1 0,1 1 0,-1-1 0,0 0 0,0-1 0,-1 1 0,1-1 0,-1 0 0,1-1 0,-11 3 0,-35 7 0,-1-2 0,-102 6 0,-114-15 0,167-2 0,-853 49 0,894-43 0,10-2 0,1 2 0,0 2 0,0 3 0,1 1 0,-53 20 0,41-10 0,-98 22 0,30-10 0,66-16 0,-1-2 0,-1-4 0,1-2 0,-125 1 0,-71-11-1365,239 1-5461</inkml:trace>
+</inkml:ink>
+</file>
+
+<file path=word/ink/ink2.xml><?xml version="1.0" encoding="utf-8"?>
+<inkml:ink xmlns:inkml="http://www.w3.org/2003/InkML">
+  <inkml:definitions>
+    <inkml:context xml:id="ctx0">
+      <inkml:inkSource xml:id="inkSrc0">
+        <inkml:traceFormat>
+          <inkml:channel name="X" type="integer" min="-2.14748E9" max="2.14748E9" units="cm"/>
+          <inkml:channel name="Y" type="integer" min="-2.14748E9" max="2.14748E9" units="cm"/>
+          <inkml:channel name="F" type="integer" max="32767" units="dev"/>
+        </inkml:traceFormat>
+        <inkml:channelProperties>
+          <inkml:channelProperty channel="X" name="resolution" value="1000" units="1/cm"/>
+          <inkml:channelProperty channel="Y" name="resolution" value="1000" units="1/cm"/>
+          <inkml:channelProperty channel="F" name="resolution" value="0" units="1/dev"/>
+        </inkml:channelProperties>
+      </inkml:inkSource>
+      <inkml:timestamp xml:id="ts0" timeString="2025-07-28T08:57:40.624"/>
+    </inkml:context>
+    <inkml:brush xml:id="br0">
+      <inkml:brushProperty name="width" value="0.035" units="cm"/>
+      <inkml:brushProperty name="height" value="0.035" units="cm"/>
+      <inkml:brushProperty name="color" value="#E71224"/>
+    </inkml:brush>
+  </inkml:definitions>
+  <inkml:trace contextRef="#ctx0" brushRef="#br0">208 1 24575,'-2'10'0,"-1"0"0,-1 0 0,0 0 0,0 0 0,-1 0 0,0-1 0,-1 1 0,-11 12 0,-25 25 0,-7 8 0,32-29-682,-22 44-1,28-47-6143</inkml:trace>
+</inkml:ink>
+</file>
+
+<file path=word/ink/ink3.xml><?xml version="1.0" encoding="utf-8"?>
+<inkml:ink xmlns:inkml="http://www.w3.org/2003/InkML">
+  <inkml:definitions>
+    <inkml:context xml:id="ctx0">
+      <inkml:inkSource xml:id="inkSrc0">
+        <inkml:traceFormat>
+          <inkml:channel name="X" type="integer" min="-2.14748E9" max="2.14748E9" units="cm"/>
+          <inkml:channel name="Y" type="integer" min="-2.14748E9" max="2.14748E9" units="cm"/>
+          <inkml:channel name="F" type="integer" max="32767" units="dev"/>
+        </inkml:traceFormat>
+        <inkml:channelProperties>
+          <inkml:channelProperty channel="X" name="resolution" value="1000" units="1/cm"/>
+          <inkml:channelProperty channel="Y" name="resolution" value="1000" units="1/cm"/>
+          <inkml:channelProperty channel="F" name="resolution" value="0" units="1/dev"/>
+        </inkml:channelProperties>
+      </inkml:inkSource>
+      <inkml:timestamp xml:id="ts0" timeString="2025-07-28T08:55:57.244"/>
+    </inkml:context>
+    <inkml:brush xml:id="br0">
+      <inkml:brushProperty name="width" value="0.035" units="cm"/>
+      <inkml:brushProperty name="height" value="0.035" units="cm"/>
+      <inkml:brushProperty name="color" value="#E71224"/>
+    </inkml:brush>
+  </inkml:definitions>
+  <inkml:trace contextRef="#ctx0" brushRef="#br0">186 0 24575,'42'2'0,"80"15"0,-23-2 0,183-7 0,-71-5 0,-207-2 0,0-1 0,0 1 0,0 0 0,0 0 0,0 1 0,-1-1 0,1 1 0,0 0 0,-1 0 0,0 0 0,1 1 0,-1-1 0,0 1 0,0-1 0,0 1 0,-1 0 0,1 0 0,3 6 0,4 7 0,0 1 0,13 31 0,-11-22 0,145 337 0,-129-294 0,-23-57 0,0 0 0,-1 1 0,0 0 0,3 26 0,-6-32 0,-1 0 0,0 0 0,-1-1 0,0 1 0,0 0 0,-1 0 0,1-1 0,-1 1 0,-1-1 0,1 1 0,-6 8 0,-10 14 0,-1-1 0,-1-1 0,-43 44 0,-21 27 0,81-94 0,-1 1 0,0-1 0,-1-1 0,1 1 0,-1-1 0,1 1 0,-1-1 0,0 0 0,0-1 0,0 0 0,-1 1 0,1-2 0,-1 1 0,1-1 0,-1 1 0,-10 0 0,-9 0 0,-1-2 0,-39-3 0,16 1 0,-442 1 0,488 1 0,1 0 0,0 0 0,0 0 0,0 0 0,-1 0 0,1-1 0,0 1 0,0-1 0,0 1 0,-1-1 0,1 0 0,0 0 0,0 0 0,0 0 0,0 0 0,1 0 0,-1-1 0,0 1 0,0-1 0,1 1 0,-3-3 0,2-1 0,0 1 0,0-1 0,0 0 0,0 0 0,1 1 0,0-1 0,-1-8 0,-6-23 0,-11-12 0,-2 0 0,-2 1 0,-2 1 0,-2 1 0,-38-47 0,59 83 0,-1-1 0,1 0 0,0 0 0,1-1 0,0 1 0,1-1 0,0 0 0,-3-16 0,6 19 0,0 1 0,1-1 0,0 0 0,0 0 0,1 0 0,0 1 0,0-1 0,1 0 0,0 1 0,0-1 0,0 1 0,1 0 0,7-12 0,16-22 0,1 0 0,2 2 0,37-38 0,-27 33 0,52-77 0,-82 105-1365,-3 1-5461</inkml:trace>
+</inkml:ink>
+</file>
+
+<file path=word/ink/ink4.xml><?xml version="1.0" encoding="utf-8"?>
+<inkml:ink xmlns:inkml="http://www.w3.org/2003/InkML">
+  <inkml:definitions>
+    <inkml:context xml:id="ctx0">
+      <inkml:inkSource xml:id="inkSrc0">
+        <inkml:traceFormat>
+          <inkml:channel name="X" type="integer" min="-2.14748E9" max="2.14748E9" units="cm"/>
+          <inkml:channel name="Y" type="integer" min="-2.14748E9" max="2.14748E9" units="cm"/>
+          <inkml:channel name="F" type="integer" max="32767" units="dev"/>
+        </inkml:traceFormat>
+        <inkml:channelProperties>
+          <inkml:channelProperty channel="X" name="resolution" value="1000" units="1/cm"/>
+          <inkml:channelProperty channel="Y" name="resolution" value="1000" units="1/cm"/>
+          <inkml:channelProperty channel="F" name="resolution" value="0" units="1/dev"/>
+        </inkml:channelProperties>
+      </inkml:inkSource>
       <inkml:timestamp xml:id="ts0" timeString="2025-07-28T08:48:40.678"/>
     </inkml:context>
     <inkml:brush xml:id="br0">
@@ -5770,7 +5541,7 @@
 </inkml:ink>
 </file>
 
-<file path=word/ink/ink2.xml><?xml version="1.0" encoding="utf-8"?>
+<file path=word/ink/ink5.xml><?xml version="1.0" encoding="utf-8"?>
 <inkml:ink xmlns:inkml="http://www.w3.org/2003/InkML">
   <inkml:definitions>
     <inkml:context xml:id="ctx0">
@@ -5800,7 +5571,7 @@
 </inkml:ink>
 </file>
 
-<file path=word/ink/ink3.xml><?xml version="1.0" encoding="utf-8"?>
+<file path=word/ink/ink6.xml><?xml version="1.0" encoding="utf-8"?>
 <inkml:ink xmlns:inkml="http://www.w3.org/2003/InkML">
   <inkml:definitions>
     <inkml:context xml:id="ctx0">
@@ -5830,7 +5601,7 @@
 </inkml:ink>
 </file>
 
-<file path=word/ink/ink4.xml><?xml version="1.0" encoding="utf-8"?>
+<file path=word/ink/ink7.xml><?xml version="1.0" encoding="utf-8"?>
 <inkml:ink xmlns:inkml="http://www.w3.org/2003/InkML">
   <inkml:definitions>
     <inkml:context xml:id="ctx0">
@@ -5868,7 +5639,7 @@
 </inkml:ink>
 </file>
 
-<file path=word/ink/ink5.xml><?xml version="1.0" encoding="utf-8"?>
+<file path=word/ink/ink8.xml><?xml version="1.0" encoding="utf-8"?>
 <inkml:ink xmlns:inkml="http://www.w3.org/2003/InkML">
   <inkml:definitions>
     <inkml:context xml:id="ctx0">
@@ -5896,7 +5667,7 @@
 </inkml:ink>
 </file>
 
-<file path=word/ink/ink6.xml><?xml version="1.0" encoding="utf-8"?>
+<file path=word/ink/ink9.xml><?xml version="1.0" encoding="utf-8"?>
 <inkml:ink xmlns:inkml="http://www.w3.org/2003/InkML">
   <inkml:definitions>
     <inkml:context xml:id="ctx0">
@@ -5921,62 +5692,6 @@
     </inkml:brush>
   </inkml:definitions>
   <inkml:trace contextRef="#ctx0" brushRef="#br0">2 1 24575,'-1'31'0,"1"6"0,0-1 0,3 1 0,8 49 0,-8-74 0,0-1 0,1 0 0,0 0 0,0-1 0,1 1 0,1-1 0,0 0 0,0 0 0,1-1 0,0 0 0,0 0 0,1 0 0,0-1 0,19 13 0,-6-7 0,1-1 0,1 0 0,0-2 0,0-1 0,1-1 0,0-1 0,30 5 0,184 23 0,-176-29 0,282 27 0,370-12 0,-659-22 20,0-3 0,0-2 0,-1-2 0,1-3 0,74-24 0,-109 27-107,1-1-1,-1-1 1,0-1 0,0-1-1,-2-1 1,1 0-1,-1-2 1,-1 0 0,-1 0-1,0-2 1,0 0 0,-2-1-1,0 0 1,-1-1 0,-1-1-1,12-22 1,-11 14-6739</inkml:trace>
-</inkml:ink>
-</file>
-
-<file path=word/ink/ink7.xml><?xml version="1.0" encoding="utf-8"?>
-<inkml:ink xmlns:inkml="http://www.w3.org/2003/InkML">
-  <inkml:definitions>
-    <inkml:context xml:id="ctx0">
-      <inkml:inkSource xml:id="inkSrc0">
-        <inkml:traceFormat>
-          <inkml:channel name="X" type="integer" min="-2.14748E9" max="2.14748E9" units="cm"/>
-          <inkml:channel name="Y" type="integer" min="-2.14748E9" max="2.14748E9" units="cm"/>
-          <inkml:channel name="F" type="integer" max="32767" units="dev"/>
-        </inkml:traceFormat>
-        <inkml:channelProperties>
-          <inkml:channelProperty channel="X" name="resolution" value="1000" units="1/cm"/>
-          <inkml:channelProperty channel="Y" name="resolution" value="1000" units="1/cm"/>
-          <inkml:channelProperty channel="F" name="resolution" value="0" units="1/dev"/>
-        </inkml:channelProperties>
-      </inkml:inkSource>
-      <inkml:timestamp xml:id="ts0" timeString="2025-07-28T08:48:02.231"/>
-    </inkml:context>
-    <inkml:brush xml:id="br0">
-      <inkml:brushProperty name="width" value="0.035" units="cm"/>
-      <inkml:brushProperty name="height" value="0.035" units="cm"/>
-      <inkml:brushProperty name="color" value="#E71224"/>
-    </inkml:brush>
-  </inkml:definitions>
-  <inkml:trace contextRef="#ctx0" brushRef="#br0">698 0 24575,'-1'6'0,"0"0"0,-1-1 0,0 1 0,0-1 0,0 0 0,-1 1 0,0-1 0,0 0 0,0 0 0,0-1 0,-1 1 0,-4 4 0,-12 17 0,-166 312 0,27 15 0,132-289 0,-40 96 0,-49 176 0,92-247 0,4 1 0,4 1 0,-8 163 0,23-135 0,4-1 0,39 229 0,-23-255 0,5-1 0,3-1 0,4-2 0,54 107 0,-75-175 0,62 128 0,161 243 0,-218-371 20,0 0 0,2-1 0,0-1 0,1 0 0,32 23 0,-39-33-144,1 0 0,1-1 1,-1-1-1,1 0 0,0-1 0,1 0 1,-1-1-1,1 0 0,0-1 0,0-1 1,17 1-1,7-2-6702</inkml:trace>
-</inkml:ink>
-</file>
-
-<file path=word/ink/ink8.xml><?xml version="1.0" encoding="utf-8"?>
-<inkml:ink xmlns:inkml="http://www.w3.org/2003/InkML">
-  <inkml:definitions>
-    <inkml:context xml:id="ctx0">
-      <inkml:inkSource xml:id="inkSrc0">
-        <inkml:traceFormat>
-          <inkml:channel name="X" type="integer" min="-2.14748E9" max="2.14748E9" units="cm"/>
-          <inkml:channel name="Y" type="integer" min="-2.14748E9" max="2.14748E9" units="cm"/>
-          <inkml:channel name="F" type="integer" max="32767" units="dev"/>
-        </inkml:traceFormat>
-        <inkml:channelProperties>
-          <inkml:channelProperty channel="X" name="resolution" value="1000" units="1/cm"/>
-          <inkml:channelProperty channel="Y" name="resolution" value="1000" units="1/cm"/>
-          <inkml:channelProperty channel="F" name="resolution" value="0" units="1/dev"/>
-        </inkml:channelProperties>
-      </inkml:inkSource>
-      <inkml:timestamp xml:id="ts0" timeString="2025-07-28T08:47:59.902"/>
-    </inkml:context>
-    <inkml:brush xml:id="br0">
-      <inkml:brushProperty name="width" value="0.035" units="cm"/>
-      <inkml:brushProperty name="height" value="0.035" units="cm"/>
-      <inkml:brushProperty name="color" value="#E71224"/>
-    </inkml:brush>
-  </inkml:definitions>
-  <inkml:trace contextRef="#ctx0" brushRef="#br0">460 2993 24575,'-1'-54'0,"-3"0"0,-2 1 0,-3 0 0,-2 0 0,-19-56 0,-4 12 0,-80-156 0,34 59 0,12 25 0,48 129 0,5 13 0,2-2 0,0 0 0,2 0 0,1-1 0,-10-51 0,20 66 0,0 0 0,1-1 0,0 1 0,1 0 0,1 0 0,1 1 0,0-1 0,1 1 0,0-1 0,14-25 0,10-10 0,52-71 0,-47 74 0,279-390 0,-119 170 0,137-175 0,-327 437 0,0 0 0,0 0 0,0 1 0,0-1 0,1 1 0,0 0 0,0 0 0,0 1 0,0-1 0,1 1 0,-1 1 0,1-1 0,0 1 0,0 0 0,0 0 0,0 0 0,0 1 0,0 0 0,0 0 0,1 1 0,10 0 0,649-10 0,-396 13 0,-24-1 0,285-5 0,-399-4 0,44-2 0,219 10 0,-392-1 0,0 0 0,0 1 0,0-1 0,0 1 0,-1-1 0,1 1 0,0 0 0,0 0 0,-1 0 0,1 1 0,0-1 0,-1 1 0,0-1 0,1 1 0,-1 0 0,0 0 0,0 0 0,0 0 0,0 0 0,0 0 0,2 3 0,2 6 0,0 0 0,0 1 0,7 21 0,4 10 0,260 479 0,-36-102 0,-98-191 0,-133-211 0,-5-10 0,-1-1 0,1 1 0,-2 0 0,1 0 0,3 15 0,-6-19 0,-1 0 0,1 0 0,-1 1 0,-1-1 0,1 0 0,-1 1 0,1-1 0,-1 0 0,0 0 0,-1 1 0,1-1 0,-1 0 0,0 0 0,-3 6 0,-16 22 0,-1-1 0,-2-1 0,0 0 0,-37 32 0,31-32 0,1 1 0,1 1 0,-27 43 0,-107 172 0,-57 97 0,212-331 0,0-1 0,-1 0 0,0 0 0,-12 12 0,15-19 0,-1-1 0,1 1 0,-1-1 0,0 0 0,0-1 0,-1 1 0,1-1 0,-1 0 0,1-1 0,-11 3 0,-35 7 0,-1-2 0,-102 6 0,-114-15 0,167-2 0,-853 49 0,894-43 0,10-2 0,1 2 0,0 2 0,0 3 0,1 1 0,-53 20 0,41-10 0,-98 22 0,30-10 0,66-16 0,-1-2 0,-1-4 0,1-2 0,-125 1 0,-71-11-1365,239 1-5461</inkml:trace>
 </inkml:ink>
 </file>
 
